--- a/ChArch-APIM-HLD.docx
+++ b/ChArch-APIM-HLD.docx
@@ -17135,7 +17135,7 @@
           <w:sz w:val="20"/>
           <w:szCs w:val="20"/>
         </w:rPr>
-        <w:t>Four layers carry every request. Consumers call in from web, mobile, partner and internal channels; Edge Security terminates and inspects the traffic before it reaches the gateway; Azure API Management applies policy, routing and product control; and the request reaches the appropriate backend. Entra ID and Key Vault sit outside this flow, providing identity and secrets to Edge Security and APIM as each needs them.</w:t>
+        <w:t xml:space="preserve">Four layers carry every request. Consumers call in from web, mobile, partner and internal channels; Edge Security terminates and inspects the traffic before it reaches the gateway; Azure API Management applies policy, routing and product control; and the request reaches the appropriate backend. Entra ID and Key Vault sit outside this flow, providing identity and secrets to Edge Security and APIM as each needs them.</w:t>
       </w:r>
     </w:p>
     <w:p>
@@ -17150,7 +17150,7 @@
           <w:lang w:eastAsia="en-US"/>
         </w:rPr>
         <w:drawing>
-          <wp:inline distT="0" distB="0" distL="0" distR="0" wp14:anchorId="351B0661" wp14:editId="3C9DBDE6">
+          <wp:inline distT="0" distB="0" distL="0" distR="0" wp14:anchorId="351B0661" wp14:editId="2EAC82E8">
             <wp:extent cx="6225163" cy="2476500"/>
             <wp:effectExtent l="0" t="0" r="4445" b="0"/>
             <wp:docPr id="309123127" name="Picture 1"/>
@@ -17262,10 +17262,10 @@
           <w:noProof/>
         </w:rPr>
         <w:drawing>
-          <wp:inline distT="0" distB="0" distL="0" distR="0" wp14:anchorId="3F2CCA66" wp14:editId="39437A75">
-            <wp:extent cx="6164580" cy="3002280"/>
-            <wp:effectExtent l="0" t="0" r="7620" b="7620"/>
-            <wp:docPr id="1609426723" name="Picture 1"/>
+          <wp:inline distT="0" distB="0" distL="0" distR="0" wp14:anchorId="26F518F6" wp14:editId="23CB6D69">
+            <wp:extent cx="5543886" cy="2702689"/>
+            <wp:effectExtent l="0" t="0" r="0" b="2540"/>
+            <wp:docPr id="9930" name="APIM service reference architecture"/>
             <wp:cNvGraphicFramePr>
               <a:graphicFrameLocks xmlns:a="http://schemas.openxmlformats.org/drawingml/2006/main" noChangeAspect="1"/>
             </wp:cNvGraphicFramePr>
@@ -17273,25 +17273,22 @@
               <a:graphicData uri="http://schemas.openxmlformats.org/drawingml/2006/picture">
                 <pic:pic xmlns:pic="http://schemas.openxmlformats.org/drawingml/2006/picture">
                   <pic:nvPicPr>
-                    <pic:cNvPr id="1609426723" name="Picture 1609426723"/>
-                    <pic:cNvPicPr/>
+                    <pic:cNvPr id="9930" name="APIM service reference architecture"/>
+                    <pic:cNvPicPr>
+                      <a:picLocks noChangeAspect="1" noChangeArrowheads="1"/>
+                    </pic:cNvPicPr>
                   </pic:nvPicPr>
                   <pic:blipFill>
-                    <a:blip r:embed="rId20">
-                      <a:extLst>
-                        <a:ext uri="{28A0092B-C50C-407E-A947-70E740481C1C}">
-                          <a14:useLocalDpi xmlns:a14="http://schemas.microsoft.com/office/drawing/2010/main" val="0"/>
-                        </a:ext>
-                      </a:extLst>
-                    </a:blip>
+                    <a:blip r:embed="rId20"/>
+                    <a:srcRect/>
                     <a:stretch>
                       <a:fillRect/>
                     </a:stretch>
                   </pic:blipFill>
-                  <pic:spPr>
+                  <pic:spPr bwMode="auto">
                     <a:xfrm>
                       <a:off x="0" y="0"/>
-                      <a:ext cx="6164580" cy="3002280"/>
+                      <a:ext cx="5544649" cy="2703061"/>
                     </a:xfrm>
                     <a:prstGeom prst="rect">
                       <a:avLst/>
@@ -17306,12 +17303,6 @@
     </w:p>
     <w:p>
       <w:pPr>
-        <w:spacing w:before="120" w:after="60"/>
-        <w:jc w:val="center"/>
-      </w:pPr>
-    </w:p>
-    <w:p>
-      <w:pPr>
         <w:spacing w:after="180"/>
         <w:jc w:val="center"/>
       </w:pPr>
@@ -17391,6 +17382,7 @@
           <w:sz w:val="20"/>
           <w:szCs w:val="20"/>
         </w:rPr>
+        <w:lastRenderedPageBreak/>
         <w:t>Gateway (data plane).</w:t>
       </w:r>
       <w:r>
@@ -17609,7 +17601,7 @@
           <w:szCs w:val="24"/>
           <w:lang w:eastAsia="en-US"/>
         </w:rPr>
-        <w:t>Internal API Access Model</w:t>
+        <w:t>API Access Model and Security Boundary</w:t>
       </w:r>
       <w:bookmarkEnd w:id="38"/>
     </w:p>
@@ -17626,25 +17618,23 @@
           <w:sz w:val="20"/>
           <w:szCs w:val="20"/>
         </w:rPr>
-        <w:t>Traffic starts inside Chaucer's network. An internal application calls APIM directly over the private VNet; there is no edge service in this path because there is no public exposure to guard against. APIM, running in internal VNet mode, authenticates the caller against Microsoft Entra ID using the client credentials flow before the request is allowed through, then routes it to the target internal microservice.</w:t>
-      </w:r>
-    </w:p>
-    <w:p>
-      <w:pPr>
-        <w:rPr>
-          <w:lang w:eastAsia="en-US"/>
-        </w:rPr>
+        <w:t xml:space="preserve">Every request reaches the same Azure API Management instance, but the two consumer types cross a different amount of network to get there. The diagram below marks the internet boundary explicitly: external traffic crosses it once, at Front Door; internal traffic never crosses it at all, because it originates inside the VNet.</w:t>
+      </w:r>
+    </w:p>
+    <w:p>
+      <w:pPr>
+        <w:spacing w:before="120" w:after="60"/>
+        <w:jc w:val="center"/>
       </w:pPr>
       <w:r>
         <w:rPr>
           <w:noProof/>
-          <w:lang w:eastAsia="en-US"/>
         </w:rPr>
         <w:drawing>
-          <wp:inline distT="0" distB="0" distL="0" distR="0" wp14:anchorId="3368B815" wp14:editId="1E96DF94">
-            <wp:extent cx="6163054" cy="1625600"/>
+          <wp:inline distT="0" distB="0" distL="0" distR="0">
+            <wp:extent cx="5486400" cy="2672862"/>
             <wp:effectExtent l="0" t="0" r="0" b="0"/>
-            <wp:docPr id="774844315" name="Picture 8"/>
+            <wp:docPr id="9940" name="API Access Model and Security Boundary Diagram"/>
             <wp:cNvGraphicFramePr>
               <a:graphicFrameLocks xmlns:a="http://schemas.openxmlformats.org/drawingml/2006/main" noChangeAspect="1"/>
             </wp:cNvGraphicFramePr>
@@ -17652,19 +17642,13 @@
               <a:graphicData uri="http://schemas.openxmlformats.org/drawingml/2006/picture">
                 <pic:pic xmlns:pic="http://schemas.openxmlformats.org/drawingml/2006/picture">
                   <pic:nvPicPr>
-                    <pic:cNvPr id="0" name="Picture 9"/>
+                    <pic:cNvPr id="9940" name="API Access Model and Security Boundary Diagram"/>
                     <pic:cNvPicPr>
                       <a:picLocks noChangeAspect="1" noChangeArrowheads="1"/>
                     </pic:cNvPicPr>
                   </pic:nvPicPr>
                   <pic:blipFill>
-                    <a:blip r:embed="rId21" cstate="print">
-                      <a:extLst>
-                        <a:ext uri="{28A0092B-C50C-407E-A947-70E740481C1C}">
-                          <a14:useLocalDpi xmlns:a14="http://schemas.microsoft.com/office/drawing/2010/main" val="0"/>
-                        </a:ext>
-                      </a:extLst>
-                    </a:blip>
+                    <a:blip r:embed="rId74"/>
                     <a:srcRect/>
                     <a:stretch>
                       <a:fillRect/>
@@ -17673,18 +17657,81 @@
                   <pic:spPr bwMode="auto">
                     <a:xfrm>
                       <a:off x="0" y="0"/>
-                      <a:ext cx="6167579" cy="1626794"/>
+                      <a:ext cx="5486400" cy="2672862"/>
                     </a:xfrm>
                     <a:prstGeom prst="rect">
                       <a:avLst/>
                     </a:prstGeom>
-                    <a:noFill/>
                   </pic:spPr>
                 </pic:pic>
               </a:graphicData>
             </a:graphic>
           </wp:inline>
         </w:drawing>
+      </w:r>
+    </w:p>
+    <w:p>
+      <w:pPr>
+        <w:spacing w:after="180"/>
+        <w:jc w:val="center"/>
+      </w:pPr>
+      <w:r>
+        <w:rPr>
+          <w:i/>
+          <w:iCs/>
+          <w:color w:val="666666"/>
+          <w:sz w:val="18"/>
+          <w:szCs w:val="18"/>
+        </w:rPr>
+        <w:t>Figure 3a: API access model and security boundary, internal and external paths converging on the same internal-mode gateway</w:t>
+      </w:r>
+    </w:p>
+    <w:p>
+      <w:pPr>
+        <w:spacing w:after="140"/>
+        <w:rPr>
+          <w:sz w:val="20"/>
+          <w:szCs w:val="20"/>
+        </w:rPr>
+      </w:pPr>
+      <w:r>
+        <w:rPr>
+          <w:sz w:val="20"/>
+          <w:szCs w:val="20"/>
+        </w:rPr>
+        <w:t xml:space="preserve">External path: a public client or partner reaches Azure Front Door with WAF, which terminates TLS and applies OWASP protection at the edge before anything reaches APIM. The call then travels over Private Link to APIM, which validates the OAuth 2.0 token before forwarding it to the backend.</w:t>
+      </w:r>
+    </w:p>
+    <w:p>
+      <w:pPr>
+        <w:spacing w:after="140"/>
+        <w:rPr>
+          <w:sz w:val="20"/>
+          <w:szCs w:val="20"/>
+        </w:rPr>
+      </w:pPr>
+      <w:r>
+        <w:rPr>
+          <w:sz w:val="20"/>
+          <w:szCs w:val="20"/>
+        </w:rPr>
+        <w:t xml:space="preserve">Internal path: an internal application calls APIM directly over the private VNet, with no edge service in the path because there is no public exposure to guard against. APIM authenticates the caller against Microsoft Entra ID using the client credentials flow, then routes the request to the target backend.</w:t>
+      </w:r>
+    </w:p>
+    <w:p>
+      <w:pPr>
+        <w:spacing w:after="140"/>
+        <w:rPr>
+          <w:sz w:val="20"/>
+          <w:szCs w:val="20"/>
+        </w:rPr>
+      </w:pPr>
+      <w:r>
+        <w:rPr>
+          <w:sz w:val="20"/>
+          <w:szCs w:val="20"/>
+        </w:rPr>
+        <w:t xml:space="preserve">Both paths terminate at the same internal-mode gateway and the same backend estate; only the entry point and the authentication mechanism differ.</w:t>
       </w:r>
     </w:p>
     <w:p>
@@ -17700,7 +17747,7 @@
           <w:lang w:eastAsia="en-US"/>
         </w:rPr>
       </w:pPr>
-      <w:bookmarkStart w:id="39" w:name="_Toc241523851"/>
+      <w:bookmarkStart w:id="40" w:name="_Toc241523852"/>
       <w:r>
         <w:rPr>
           <w:rFonts w:asciiTheme="minorHAnsi" w:hAnsiTheme="minorHAnsi"/>
@@ -17711,87 +17758,10 @@
           <w:szCs w:val="24"/>
           <w:lang w:eastAsia="en-US"/>
         </w:rPr>
-        <w:t>External API Access Model</w:t>
-      </w:r>
-      <w:bookmarkEnd w:id="39"/>
-    </w:p>
-    <w:p>
-      <w:pPr>
-        <w:spacing w:after="140"/>
-        <w:rPr>
-          <w:sz w:val="20"/>
-          <w:szCs w:val="20"/>
-        </w:rPr>
-      </w:pPr>
-      <w:r>
-        <w:rPr>
-          <w:sz w:val="20"/>
-          <w:szCs w:val="20"/>
-        </w:rPr>
-        <w:t>Traffic starts outside Chaucer's network. A public client reaches Azure Front Door with WAF, which terminates TLS and applies OWASP protection at the edge before anything reaches APIM. APIM itself stays in internal VNet mode behind Front Door — the same gateway instance used for internal traffic, reached here through a different edge — and validates the OAuth 2.0 token, applies rate limiting and IP policy, then forwards the call over Private Link to the backend.</w:t>
-      </w:r>
-    </w:p>
-    <w:p>
-      <w:pPr>
-        <w:rPr>
-          <w:lang w:eastAsia="en-US"/>
-        </w:rPr>
-      </w:pPr>
-      <w:r>
-        <w:rPr>
-          <w:noProof/>
-          <w:lang w:eastAsia="en-US"/>
-        </w:rPr>
-        <w:drawing>
-          <wp:inline distT="0" distB="0" distL="0" distR="0" wp14:anchorId="0784B05C" wp14:editId="705CD29B">
-            <wp:extent cx="5376096" cy="698500"/>
-            <wp:effectExtent l="0" t="0" r="0" b="0"/>
-            <wp:docPr id="345133062" name="Picture 9"/>
-            <wp:cNvGraphicFramePr>
-              <a:graphicFrameLocks xmlns:a="http://schemas.openxmlformats.org/drawingml/2006/main" noChangeAspect="1"/>
-            </wp:cNvGraphicFramePr>
-            <a:graphic xmlns:a="http://schemas.openxmlformats.org/drawingml/2006/main">
-              <a:graphicData uri="http://schemas.openxmlformats.org/drawingml/2006/picture">
-                <pic:pic xmlns:pic="http://schemas.openxmlformats.org/drawingml/2006/picture">
-                  <pic:nvPicPr>
-                    <pic:cNvPr id="0" name="Picture 10"/>
-                    <pic:cNvPicPr>
-                      <a:picLocks noChangeAspect="1" noChangeArrowheads="1"/>
-                    </pic:cNvPicPr>
-                  </pic:nvPicPr>
-                  <pic:blipFill>
-                    <a:blip r:embed="rId22" cstate="print">
-                      <a:extLst>
-                        <a:ext uri="{28A0092B-C50C-407E-A947-70E740481C1C}">
-                          <a14:useLocalDpi xmlns:a14="http://schemas.microsoft.com/office/drawing/2010/main" val="0"/>
-                        </a:ext>
-                      </a:extLst>
-                    </a:blip>
-                    <a:srcRect/>
-                    <a:stretch>
-                      <a:fillRect/>
-                    </a:stretch>
-                  </pic:blipFill>
-                  <pic:spPr bwMode="auto">
-                    <a:xfrm>
-                      <a:off x="0" y="0"/>
-                      <a:ext cx="5401156" cy="701756"/>
-                    </a:xfrm>
-                    <a:prstGeom prst="rect">
-                      <a:avLst/>
-                    </a:prstGeom>
-                    <a:noFill/>
-                  </pic:spPr>
-                </pic:pic>
-              </a:graphicData>
-            </a:graphic>
-          </wp:inline>
-        </w:drawing>
-      </w:r>
-    </w:p>
-    <w:p>
-      <w:pPr>
-        <w:pStyle w:val="Heading2"/>
+        <w:t>Security Architecture</w:t>
+      </w:r>
+      <w:bookmarkEnd w:id="40"/>
+      <w:r>
         <w:rPr>
           <w:rFonts w:asciiTheme="minorHAnsi" w:hAnsiTheme="minorHAnsi"/>
           <w:b w:val="0"/>
@@ -17801,31 +17771,6 @@
           <w:szCs w:val="24"/>
           <w:lang w:eastAsia="en-US"/>
         </w:rPr>
-      </w:pPr>
-      <w:bookmarkStart w:id="40" w:name="_Toc241523852"/>
-      <w:r>
-        <w:rPr>
-          <w:rFonts w:asciiTheme="minorHAnsi" w:hAnsiTheme="minorHAnsi"/>
-          <w:b w:val="0"/>
-          <w:bCs w:val="0"/>
-          <w:color w:val="1E2761"/>
-          <w:sz w:val="24"/>
-          <w:szCs w:val="24"/>
-          <w:lang w:eastAsia="en-US"/>
-        </w:rPr>
-        <w:t>Security Architecture</w:t>
-      </w:r>
-      <w:bookmarkEnd w:id="40"/>
-      <w:r>
-        <w:rPr>
-          <w:rFonts w:asciiTheme="minorHAnsi" w:hAnsiTheme="minorHAnsi"/>
-          <w:b w:val="0"/>
-          <w:bCs w:val="0"/>
-          <w:color w:val="1E2761"/>
-          <w:sz w:val="24"/>
-          <w:szCs w:val="24"/>
-          <w:lang w:eastAsia="en-US"/>
-        </w:rPr>
         <w:t xml:space="preserve"> </w:t>
       </w:r>
     </w:p>
@@ -17842,7 +17787,7 @@
           <w:sz w:val="20"/>
           <w:szCs w:val="20"/>
         </w:rPr>
-        <w:t xml:space="preserve">The access models in sections </w:t>
+        <w:t xml:space="preserve">The access model in section </w:t>
       </w:r>
       <w:hyperlink w:anchor="_Toc241523850" w:history="1">
         <w:r>
@@ -17860,25 +17805,7 @@
           <w:sz w:val="20"/>
           <w:szCs w:val="20"/>
         </w:rPr>
-        <w:t xml:space="preserve"> and </w:t>
-      </w:r>
-      <w:hyperlink w:anchor="_Toc241523851" w:history="1">
-        <w:r>
-          <w:rPr>
-            <w:color w:val="0000FF"/>
-            <w:sz w:val="20"/>
-            <w:szCs w:val="20"/>
-            <w:u w:val="single"/>
-          </w:rPr>
-          <w:t>5.4</w:t>
-        </w:r>
-      </w:hyperlink>
-      <w:r>
-        <w:rPr>
-          <w:sz w:val="20"/>
-          <w:szCs w:val="20"/>
-        </w:rPr>
-        <w:t xml:space="preserve"> rely on four security pillars applied consistently across the platform:</w:t>
+        <w:t xml:space="preserve"> relies on four security pillars applied consistently across the platform:</w:t>
       </w:r>
     </w:p>
     <w:p>
@@ -17894,7 +17821,7 @@
         </w:rPr>
         <w:lastRenderedPageBreak/>
         <w:drawing>
-          <wp:inline distT="0" distB="0" distL="0" distR="0" wp14:anchorId="781F2346" wp14:editId="3DD8AE26">
+          <wp:inline distT="0" distB="0" distL="0" distR="0" wp14:anchorId="781F2346" wp14:editId="486A3CD5">
             <wp:extent cx="5773706" cy="1841500"/>
             <wp:effectExtent l="0" t="0" r="0" b="6350"/>
             <wp:docPr id="957396933" name="Picture 11"/>
@@ -17972,7 +17899,7 @@
           <w:sz w:val="20"/>
           <w:szCs w:val="20"/>
         </w:rPr>
-        <w:t>This is the detailed token exchange behind the authentication step referenced in sections 5.3 and 5.4, shown here as the standard OAuth 2.0 sequence APIM enforces on every call.</w:t>
+        <w:t>This is the detailed token exchange behind the authentication step referenced in section 5.3, shown here as the standard OAuth 2.0 sequence APIM enforces on every call.</w:t>
       </w:r>
     </w:p>
     <w:p>
@@ -17981,7 +17908,7 @@
           <w:noProof/>
         </w:rPr>
         <w:drawing>
-          <wp:inline distT="0" distB="0" distL="0" distR="0" wp14:anchorId="349CC47A" wp14:editId="1473E9AF">
+          <wp:inline distT="0" distB="0" distL="0" distR="0" wp14:anchorId="349CC47A" wp14:editId="20A3D68A">
             <wp:extent cx="6052238" cy="1600200"/>
             <wp:effectExtent l="0" t="0" r="5715" b="0"/>
             <wp:docPr id="1066413049" name="Picture 12"/>
@@ -18154,9 +18081,8 @@
         <w:rPr>
           <w:noProof/>
         </w:rPr>
-        <w:lastRenderedPageBreak/>
         <w:drawing>
-          <wp:inline distT="0" distB="0" distL="0" distR="0" wp14:anchorId="5FF40F48" wp14:editId="44914795">
+          <wp:inline distT="0" distB="0" distL="0" distR="0" wp14:anchorId="5FF40F48" wp14:editId="0AD8222D">
             <wp:extent cx="6059292" cy="1930400"/>
             <wp:effectExtent l="0" t="0" r="0" b="0"/>
             <wp:docPr id="836915852" name="Picture 14"/>
@@ -18242,6 +18168,7 @@
         <w:rPr>
           <w:noProof/>
         </w:rPr>
+        <w:lastRenderedPageBreak/>
         <w:drawing>
           <wp:inline distT="0" distB="0" distL="0" distR="0" wp14:anchorId="6A20E036" wp14:editId="04C6CBB8">
             <wp:extent cx="5877575" cy="1498600"/>
@@ -18336,7 +18263,7 @@
           <w:lang w:val="en-IN"/>
         </w:rPr>
         <w:drawing>
-          <wp:inline distT="0" distB="0" distL="0" distR="0" wp14:anchorId="4A97A301" wp14:editId="6CBDB337">
+          <wp:inline distT="0" distB="0" distL="0" distR="0" wp14:anchorId="4A97A301" wp14:editId="39FBC598">
             <wp:extent cx="6275001" cy="2000250"/>
             <wp:effectExtent l="0" t="0" r="0" b="0"/>
             <wp:docPr id="629042052" name="Picture 16"/>
@@ -18384,6 +18311,617 @@
     </w:p>
     <w:p>
       <w:pPr>
+        <w:pStyle w:val="Heading2"/>
+        <w:rPr>
+          <w:rFonts w:asciiTheme="minorHAnsi" w:hAnsiTheme="minorHAnsi"/>
+          <w:b w:val="0"/>
+          <w:bCs w:val="0"/>
+          <w:color w:val="1E2761"/>
+          <w:sz w:val="24"/>
+          <w:szCs w:val="24"/>
+          <w:lang w:eastAsia="en-US"/>
+        </w:rPr>
+      </w:pPr>
+      <w:bookmarkStart w:id="46" w:name="_Toc241523858"/>
+      <w:r>
+        <w:rPr>
+          <w:rFonts w:asciiTheme="minorHAnsi" w:hAnsiTheme="minorHAnsi"/>
+          <w:b w:val="0"/>
+          <w:bCs w:val="0"/>
+          <w:color w:val="1E2761"/>
+          <w:sz w:val="24"/>
+          <w:szCs w:val="24"/>
+          <w:lang w:eastAsia="en-US"/>
+        </w:rPr>
+        <w:t>Deployment and Network Topology</w:t>
+      </w:r>
+      <w:bookmarkEnd w:id="46"/>
+    </w:p>
+    <w:p>
+      <w:pPr>
+        <w:spacing w:after="140"/>
+        <w:rPr>
+          <w:sz w:val="20"/>
+          <w:szCs w:val="20"/>
+        </w:rPr>
+      </w:pPr>
+      <w:r>
+        <w:rPr>
+          <w:sz w:val="20"/>
+          <w:szCs w:val="20"/>
+        </w:rPr>
+        <w:t xml:space="preserve">APIM runs in internal (VNet) mode only, with no public gateway; the reasoning for choosing internal over external mode is recorded with the decision in </w:t>
+      </w:r>
+      <w:hyperlink w:anchor="_Toc241399535" w:history="1">
+        <w:r>
+          <w:rPr>
+            <w:color w:val="0000FF"/>
+            <w:u w:val="single"/>
+          </w:rPr>
+          <w:t>section 2</w:t>
+        </w:r>
+      </w:hyperlink>
+      <w:r>
+        <w:rPr>
+          <w:sz w:val="20"/>
+          <w:szCs w:val="20"/>
+        </w:rPr>
+        <w:t xml:space="preserve">. All external and partner traffic reaches APIM only through Azure Front Door over Private Link, so there is a single, inspected way in and no internal system is exposed to the public internet. </w:t>
+      </w:r>
+    </w:p>
+    <w:p>
+      <w:pPr>
+        <w:spacing w:after="140"/>
+        <w:rPr>
+          <w:sz w:val="20"/>
+          <w:szCs w:val="20"/>
+        </w:rPr>
+      </w:pPr>
+      <w:r>
+        <w:rPr>
+          <w:sz w:val="20"/>
+          <w:szCs w:val="20"/>
+        </w:rPr>
+        <w:t>The table below compares the two modes at a glance.</w:t>
+      </w:r>
+    </w:p>
+    <w:tbl>
+      <w:tblPr>
+        <w:tblW w:w="9300" w:type="dxa"/>
+        <w:tblBorders>
+          <w:top w:val="single" w:sz="4" w:space="0" w:color="auto"/>
+          <w:left w:val="single" w:sz="4" w:space="0" w:color="auto"/>
+          <w:bottom w:val="single" w:sz="4" w:space="0" w:color="auto"/>
+          <w:right w:val="single" w:sz="4" w:space="0" w:color="auto"/>
+          <w:insideH w:val="single" w:sz="4" w:space="0" w:color="auto"/>
+          <w:insideV w:val="single" w:sz="4" w:space="0" w:color="auto"/>
+        </w:tblBorders>
+        <w:tblLook w:val="04A0" w:firstRow="1" w:lastRow="0" w:firstColumn="1" w:lastColumn="0" w:noHBand="0" w:noVBand="1"/>
+      </w:tblPr>
+      <w:tblGrid>
+        <w:gridCol w:w="2600"/>
+        <w:gridCol w:w="3400"/>
+        <w:gridCol w:w="3300"/>
+      </w:tblGrid>
+      <w:tr>
+        <w:trPr>
+          <w:tblHeader/>
+        </w:trPr>
+        <w:tc>
+          <w:tcPr>
+            <w:tcW w:w="2600" w:type="dxa"/>
+            <w:tcBorders>
+              <w:bottom w:val="single" w:sz="12" w:space="0" w:color="000000" w:themeColor="text1"/>
+            </w:tcBorders>
+            <w:shd w:val="clear" w:color="auto" w:fill="C1CDEC" w:themeFill="accent1" w:themeFillTint="33"/>
+            <w:tcMar>
+              <w:top w:w="70" w:type="dxa"/>
+              <w:left w:w="100" w:type="dxa"/>
+              <w:bottom w:w="70" w:type="dxa"/>
+              <w:right w:w="100" w:type="dxa"/>
+            </w:tcMar>
+            <w:vAlign w:val="center"/>
+          </w:tcPr>
+          <w:p/>
+        </w:tc>
+        <w:tc>
+          <w:tcPr>
+            <w:tcW w:w="3400" w:type="dxa"/>
+            <w:tcBorders>
+              <w:bottom w:val="single" w:sz="12" w:space="0" w:color="000000" w:themeColor="text1"/>
+            </w:tcBorders>
+            <w:shd w:val="clear" w:color="auto" w:fill="C1CDEC" w:themeFill="accent1" w:themeFillTint="33"/>
+            <w:tcMar>
+              <w:top w:w="70" w:type="dxa"/>
+              <w:left w:w="100" w:type="dxa"/>
+              <w:bottom w:w="70" w:type="dxa"/>
+              <w:right w:w="100" w:type="dxa"/>
+            </w:tcMar>
+            <w:vAlign w:val="center"/>
+          </w:tcPr>
+          <w:p>
+            <w:r>
+              <w:rPr>
+                <w:b/>
+                <w:bCs/>
+                <w:color w:val="000000" w:themeColor="text1"/>
+                <w:sz w:val="20"/>
+                <w:szCs w:val="20"/>
+              </w:rPr>
+              <w:t>Internal mode (chosen)</w:t>
+            </w:r>
+          </w:p>
+        </w:tc>
+        <w:tc>
+          <w:tcPr>
+            <w:tcW w:w="3300" w:type="dxa"/>
+            <w:tcBorders>
+              <w:bottom w:val="single" w:sz="12" w:space="0" w:color="000000" w:themeColor="text1"/>
+            </w:tcBorders>
+            <w:shd w:val="clear" w:color="auto" w:fill="C1CDEC" w:themeFill="accent1" w:themeFillTint="33"/>
+            <w:tcMar>
+              <w:top w:w="70" w:type="dxa"/>
+              <w:left w:w="100" w:type="dxa"/>
+              <w:bottom w:w="70" w:type="dxa"/>
+              <w:right w:w="100" w:type="dxa"/>
+            </w:tcMar>
+            <w:vAlign w:val="center"/>
+          </w:tcPr>
+          <w:p>
+            <w:r>
+              <w:rPr>
+                <w:b/>
+                <w:bCs/>
+                <w:color w:val="000000" w:themeColor="text1"/>
+                <w:sz w:val="20"/>
+                <w:szCs w:val="20"/>
+              </w:rPr>
+              <w:t>External mode (rejected)</w:t>
+            </w:r>
+          </w:p>
+        </w:tc>
+      </w:tr>
+      <w:tr>
+        <w:tc>
+          <w:tcPr>
+            <w:tcW w:w="2600" w:type="dxa"/>
+            <w:tcMar>
+              <w:top w:w="70" w:type="dxa"/>
+              <w:left w:w="100" w:type="dxa"/>
+              <w:bottom w:w="70" w:type="dxa"/>
+              <w:right w:w="100" w:type="dxa"/>
+            </w:tcMar>
+            <w:vAlign w:val="center"/>
+          </w:tcPr>
+          <w:p>
+            <w:r>
+              <w:rPr>
+                <w:sz w:val="20"/>
+                <w:szCs w:val="20"/>
+              </w:rPr>
+              <w:t>Public endpoint</w:t>
+            </w:r>
+          </w:p>
+        </w:tc>
+        <w:tc>
+          <w:tcPr>
+            <w:tcW w:w="3400" w:type="dxa"/>
+            <w:tcMar>
+              <w:top w:w="70" w:type="dxa"/>
+              <w:left w:w="100" w:type="dxa"/>
+              <w:bottom w:w="70" w:type="dxa"/>
+              <w:right w:w="100" w:type="dxa"/>
+            </w:tcMar>
+            <w:vAlign w:val="center"/>
+          </w:tcPr>
+          <w:p>
+            <w:r>
+              <w:rPr>
+                <w:sz w:val="20"/>
+                <w:szCs w:val="20"/>
+              </w:rPr>
+              <w:t>None, APIM sits inside the VNet</w:t>
+            </w:r>
+          </w:p>
+        </w:tc>
+        <w:tc>
+          <w:tcPr>
+            <w:tcW w:w="3300" w:type="dxa"/>
+            <w:tcMar>
+              <w:top w:w="70" w:type="dxa"/>
+              <w:left w:w="100" w:type="dxa"/>
+              <w:bottom w:w="70" w:type="dxa"/>
+              <w:right w:w="100" w:type="dxa"/>
+            </w:tcMar>
+            <w:vAlign w:val="center"/>
+          </w:tcPr>
+          <w:p>
+            <w:r>
+              <w:rPr>
+                <w:sz w:val="20"/>
+                <w:szCs w:val="20"/>
+              </w:rPr>
+              <w:t>Yes, APIM is exposed on the internet</w:t>
+            </w:r>
+          </w:p>
+        </w:tc>
+      </w:tr>
+      <w:tr>
+        <w:tc>
+          <w:tcPr>
+            <w:tcW w:w="2600" w:type="dxa"/>
+            <w:tcMar>
+              <w:top w:w="70" w:type="dxa"/>
+              <w:left w:w="100" w:type="dxa"/>
+              <w:bottom w:w="70" w:type="dxa"/>
+              <w:right w:w="100" w:type="dxa"/>
+            </w:tcMar>
+            <w:vAlign w:val="center"/>
+          </w:tcPr>
+          <w:p>
+            <w:r>
+              <w:rPr>
+                <w:sz w:val="20"/>
+                <w:szCs w:val="20"/>
+              </w:rPr>
+              <w:t>How consumers reach it</w:t>
+            </w:r>
+          </w:p>
+        </w:tc>
+        <w:tc>
+          <w:tcPr>
+            <w:tcW w:w="3400" w:type="dxa"/>
+            <w:tcMar>
+              <w:top w:w="70" w:type="dxa"/>
+              <w:left w:w="100" w:type="dxa"/>
+              <w:bottom w:w="70" w:type="dxa"/>
+              <w:right w:w="100" w:type="dxa"/>
+            </w:tcMar>
+            <w:vAlign w:val="center"/>
+          </w:tcPr>
+          <w:p>
+            <w:r>
+              <w:rPr>
+                <w:sz w:val="20"/>
+                <w:szCs w:val="20"/>
+              </w:rPr>
+              <w:t>Only through Front Door over Private Link</w:t>
+            </w:r>
+          </w:p>
+        </w:tc>
+        <w:tc>
+          <w:tcPr>
+            <w:tcW w:w="3300" w:type="dxa"/>
+            <w:tcMar>
+              <w:top w:w="70" w:type="dxa"/>
+              <w:left w:w="100" w:type="dxa"/>
+              <w:bottom w:w="70" w:type="dxa"/>
+              <w:right w:w="100" w:type="dxa"/>
+            </w:tcMar>
+            <w:vAlign w:val="center"/>
+          </w:tcPr>
+          <w:p>
+            <w:r>
+              <w:rPr>
+                <w:sz w:val="20"/>
+                <w:szCs w:val="20"/>
+              </w:rPr>
+              <w:t>Directly, even if IP-restricted</w:t>
+            </w:r>
+          </w:p>
+        </w:tc>
+      </w:tr>
+      <w:tr>
+        <w:tc>
+          <w:tcPr>
+            <w:tcW w:w="2600" w:type="dxa"/>
+            <w:tcMar>
+              <w:top w:w="70" w:type="dxa"/>
+              <w:left w:w="100" w:type="dxa"/>
+              <w:bottom w:w="70" w:type="dxa"/>
+              <w:right w:w="100" w:type="dxa"/>
+            </w:tcMar>
+            <w:vAlign w:val="center"/>
+          </w:tcPr>
+          <w:p>
+            <w:r>
+              <w:rPr>
+                <w:sz w:val="20"/>
+                <w:szCs w:val="20"/>
+              </w:rPr>
+              <w:t>Attack surface</w:t>
+            </w:r>
+          </w:p>
+        </w:tc>
+        <w:tc>
+          <w:tcPr>
+            <w:tcW w:w="3400" w:type="dxa"/>
+            <w:tcMar>
+              <w:top w:w="70" w:type="dxa"/>
+              <w:left w:w="100" w:type="dxa"/>
+              <w:bottom w:w="70" w:type="dxa"/>
+              <w:right w:w="100" w:type="dxa"/>
+            </w:tcMar>
+            <w:vAlign w:val="center"/>
+          </w:tcPr>
+          <w:p>
+            <w:r>
+              <w:rPr>
+                <w:sz w:val="20"/>
+                <w:szCs w:val="20"/>
+              </w:rPr>
+              <w:t>No public surface to reach APIM directly</w:t>
+            </w:r>
+          </w:p>
+        </w:tc>
+        <w:tc>
+          <w:tcPr>
+            <w:tcW w:w="3300" w:type="dxa"/>
+            <w:tcMar>
+              <w:top w:w="70" w:type="dxa"/>
+              <w:left w:w="100" w:type="dxa"/>
+              <w:bottom w:w="70" w:type="dxa"/>
+              <w:right w:w="100" w:type="dxa"/>
+            </w:tcMar>
+            <w:vAlign w:val="center"/>
+          </w:tcPr>
+          <w:p>
+            <w:r>
+              <w:rPr>
+                <w:sz w:val="20"/>
+                <w:szCs w:val="20"/>
+              </w:rPr>
+              <w:t>A public surface an attacker can target</w:t>
+            </w:r>
+          </w:p>
+        </w:tc>
+      </w:tr>
+      <w:tr>
+        <w:tc>
+          <w:tcPr>
+            <w:tcW w:w="2600" w:type="dxa"/>
+            <w:tcMar>
+              <w:top w:w="70" w:type="dxa"/>
+              <w:left w:w="100" w:type="dxa"/>
+              <w:bottom w:w="70" w:type="dxa"/>
+              <w:right w:w="100" w:type="dxa"/>
+            </w:tcMar>
+            <w:vAlign w:val="center"/>
+          </w:tcPr>
+          <w:p>
+            <w:r>
+              <w:rPr>
+                <w:sz w:val="20"/>
+                <w:szCs w:val="20"/>
+              </w:rPr>
+              <w:t>Fit with single-ingress / zero-trust</w:t>
+            </w:r>
+          </w:p>
+        </w:tc>
+        <w:tc>
+          <w:tcPr>
+            <w:tcW w:w="3400" w:type="dxa"/>
+            <w:tcMar>
+              <w:top w:w="70" w:type="dxa"/>
+              <w:left w:w="100" w:type="dxa"/>
+              <w:bottom w:w="70" w:type="dxa"/>
+              <w:right w:w="100" w:type="dxa"/>
+            </w:tcMar>
+            <w:vAlign w:val="center"/>
+          </w:tcPr>
+          <w:p>
+            <w:r>
+              <w:rPr>
+                <w:sz w:val="20"/>
+                <w:szCs w:val="20"/>
+              </w:rPr>
+              <w:t>Consistent, one inspected way in</w:t>
+            </w:r>
+          </w:p>
+        </w:tc>
+        <w:tc>
+          <w:tcPr>
+            <w:tcW w:w="3300" w:type="dxa"/>
+            <w:tcMar>
+              <w:top w:w="70" w:type="dxa"/>
+              <w:left w:w="100" w:type="dxa"/>
+              <w:bottom w:w="70" w:type="dxa"/>
+              <w:right w:w="100" w:type="dxa"/>
+            </w:tcMar>
+            <w:vAlign w:val="center"/>
+          </w:tcPr>
+          <w:p>
+            <w:r>
+              <w:rPr>
+                <w:sz w:val="20"/>
+                <w:szCs w:val="20"/>
+              </w:rPr>
+              <w:t>Weakens it, adds a second public gateway</w:t>
+            </w:r>
+          </w:p>
+        </w:tc>
+      </w:tr>
+    </w:tbl>
+    <w:p/>
+    <w:p>
+      <w:pPr>
+        <w:pStyle w:val="Heading2"/>
+        <w:rPr>
+          <w:rFonts w:asciiTheme="minorHAnsi" w:hAnsiTheme="minorHAnsi"/>
+          <w:b w:val="0"/>
+          <w:bCs w:val="0"/>
+          <w:color w:val="1E2761"/>
+          <w:sz w:val="24"/>
+          <w:szCs w:val="24"/>
+          <w:lang w:eastAsia="en-US"/>
+        </w:rPr>
+      </w:pPr>
+      <w:bookmarkStart w:id="47" w:name="_Toc241523859"/>
+      <w:r>
+        <w:rPr>
+          <w:rFonts w:asciiTheme="minorHAnsi" w:hAnsiTheme="minorHAnsi"/>
+          <w:b w:val="0"/>
+          <w:bCs w:val="0"/>
+          <w:color w:val="1E2761"/>
+          <w:sz w:val="24"/>
+          <w:szCs w:val="24"/>
+          <w:lang w:eastAsia="en-US"/>
+        </w:rPr>
+        <w:t>End-to-End Request Flow</w:t>
+      </w:r>
+      <w:bookmarkEnd w:id="47"/>
+    </w:p>
+    <w:p>
+      <w:pPr>
+        <w:spacing w:after="140"/>
+        <w:rPr>
+          <w:sz w:val="20"/>
+          <w:szCs w:val="20"/>
+        </w:rPr>
+      </w:pPr>
+      <w:r>
+        <w:rPr>
+          <w:sz w:val="20"/>
+          <w:szCs w:val="20"/>
+        </w:rPr>
+        <w:t>Bringing the parts together, a single call follows the same path from start to finish:</w:t>
+      </w:r>
+    </w:p>
+    <w:p>
+      <w:pPr>
+        <w:pStyle w:val="ListParagraph"/>
+        <w:numPr>
+          <w:ilvl w:val="0"/>
+          <w:numId w:val="31"/>
+        </w:numPr>
+        <w:spacing w:after="70"/>
+        <w:rPr>
+          <w:sz w:val="20"/>
+          <w:szCs w:val="20"/>
+        </w:rPr>
+      </w:pPr>
+      <w:r>
+        <w:rPr>
+          <w:sz w:val="20"/>
+          <w:szCs w:val="20"/>
+        </w:rPr>
+        <w:t>A consumer, internal or partner, sends the request to the published address.</w:t>
+      </w:r>
+    </w:p>
+    <w:p>
+      <w:pPr>
+        <w:pStyle w:val="ListParagraph"/>
+        <w:numPr>
+          <w:ilvl w:val="0"/>
+          <w:numId w:val="31"/>
+        </w:numPr>
+        <w:spacing w:after="70"/>
+        <w:rPr>
+          <w:sz w:val="20"/>
+          <w:szCs w:val="20"/>
+        </w:rPr>
+      </w:pPr>
+      <w:r>
+        <w:rPr>
+          <w:sz w:val="20"/>
+          <w:szCs w:val="20"/>
+        </w:rPr>
+        <w:t>Azure Front Door receives it at the edge, applies the web application firewall and TLS, and forwards it over Private Link to the gateway. This is the only way in; nothing reaches the gateway directly.</w:t>
+      </w:r>
+    </w:p>
+    <w:p>
+      <w:pPr>
+        <w:pStyle w:val="ListParagraph"/>
+        <w:numPr>
+          <w:ilvl w:val="0"/>
+          <w:numId w:val="31"/>
+        </w:numPr>
+        <w:spacing w:after="70"/>
+        <w:rPr>
+          <w:sz w:val="20"/>
+          <w:szCs w:val="20"/>
+        </w:rPr>
+      </w:pPr>
+      <w:r>
+        <w:rPr>
+          <w:sz w:val="20"/>
+          <w:szCs w:val="20"/>
+        </w:rPr>
+        <w:lastRenderedPageBreak/>
+        <w:t>The gateway authenticates and authorises the caller (checking the token with Entra ID), enforces rate limits and quotas, and validates the request.</w:t>
+      </w:r>
+    </w:p>
+    <w:p>
+      <w:pPr>
+        <w:pStyle w:val="ListParagraph"/>
+        <w:numPr>
+          <w:ilvl w:val="0"/>
+          <w:numId w:val="31"/>
+        </w:numPr>
+        <w:spacing w:after="70"/>
+        <w:rPr>
+          <w:sz w:val="20"/>
+          <w:szCs w:val="20"/>
+        </w:rPr>
+      </w:pPr>
+      <w:r>
+        <w:rPr>
+          <w:sz w:val="20"/>
+          <w:szCs w:val="20"/>
+        </w:rPr>
+        <w:t>It then routes the call to the correct backend, applies any transformation, and returns the response, recording the call for observability on the way out.</w:t>
+      </w:r>
+    </w:p>
+    <w:p>
+      <w:pPr>
+        <w:spacing w:after="140"/>
+        <w:rPr>
+          <w:sz w:val="20"/>
+          <w:szCs w:val="20"/>
+        </w:rPr>
+      </w:pPr>
+      <w:r>
+        <w:rPr>
+          <w:sz w:val="20"/>
+          <w:szCs w:val="20"/>
+        </w:rPr>
+        <w:t xml:space="preserve">Because every API follows this one path, the same protections apply everywhere by default, rather than being added by hand for each new integration. The network detail behind this path, subnets, routing and egress, is in </w:t>
+      </w:r>
+      <w:hyperlink w:anchor="_Toc241399555" w:history="1">
+        <w:r>
+          <w:rPr>
+            <w:color w:val="0000FF"/>
+            <w:u w:val="single"/>
+          </w:rPr>
+          <w:t>section 6</w:t>
+        </w:r>
+      </w:hyperlink>
+      <w:r>
+        <w:rPr>
+          <w:sz w:val="20"/>
+          <w:szCs w:val="20"/>
+        </w:rPr>
+        <w:t xml:space="preserve">, and the security controls are in </w:t>
+      </w:r>
+      <w:hyperlink w:anchor="_Toc241399558" w:history="1">
+        <w:r>
+          <w:rPr>
+            <w:color w:val="0000FF"/>
+            <w:u w:val="single"/>
+          </w:rPr>
+          <w:t>section 8</w:t>
+        </w:r>
+      </w:hyperlink>
+      <w:r>
+        <w:rPr>
+          <w:sz w:val="20"/>
+          <w:szCs w:val="20"/>
+        </w:rPr>
+        <w:t>.</w:t>
+      </w:r>
+    </w:p>
+    <w:p>
+      <w:pPr>
         <w:pStyle w:val="Heading1"/>
         <w:pageBreakBefore/>
         <w:spacing w:after="0"/>
@@ -18395,7 +18933,7 @@
           <w:lang w:eastAsia="en-US"/>
         </w:rPr>
       </w:pPr>
-      <w:bookmarkStart w:id="46" w:name="_Toc241523860"/>
+      <w:bookmarkStart w:id="48" w:name="_Toc241523860"/>
       <w:r>
         <w:rPr>
           <w:rFonts w:asciiTheme="minorHAnsi" w:hAnsiTheme="minorHAnsi"/>
@@ -18424,7 +18962,7 @@
         </w:rPr>
         <w:t>and Connectivity Design</w:t>
       </w:r>
-      <w:bookmarkEnd w:id="46"/>
+      <w:bookmarkEnd w:id="48"/>
     </w:p>
     <w:p>
       <w:pPr>
@@ -18494,7 +19032,7 @@
           <w:lang w:eastAsia="en-US"/>
         </w:rPr>
       </w:pPr>
-      <w:bookmarkStart w:id="47" w:name="_Toc241523861"/>
+      <w:bookmarkStart w:id="49" w:name="_Toc241523861"/>
       <w:r>
         <w:rPr>
           <w:rFonts w:asciiTheme="minorHAnsi" w:hAnsiTheme="minorHAnsi"/>
@@ -18519,7 +19057,7 @@
         </w:rPr>
         <w:t>flow</w:t>
       </w:r>
-      <w:bookmarkEnd w:id="47"/>
+      <w:bookmarkEnd w:id="49"/>
     </w:p>
     <w:p>
       <w:pPr>
@@ -18582,8 +19120,8 @@
         <w:spacing w:before="80" w:after="120"/>
         <w:jc w:val="center"/>
       </w:pPr>
-      <w:commentRangeStart w:id="48"/>
-      <w:commentRangeStart w:id="49"/>
+      <w:commentRangeStart w:id="50"/>
+      <w:commentRangeStart w:id="51"/>
       <w:r>
         <w:rPr>
           <w:noProof/>
@@ -18606,7 +19144,7 @@
                     </pic:cNvPicPr>
                   </pic:nvPicPr>
                   <pic:blipFill>
-                    <a:blip r:embed="rId29"/>
+                    <a:blip r:embed="rId73"/>
                     <a:srcRect/>
                     <a:stretch>
                       <a:fillRect/>
@@ -18627,23 +19165,23 @@
           </wp:inline>
         </w:drawing>
       </w:r>
-      <w:commentRangeEnd w:id="48"/>
+      <w:commentRangeEnd w:id="50"/>
       <w:r>
         <w:rPr>
           <w:rStyle w:val="CommentReference"/>
           <w:sz w:val="21"/>
           <w:szCs w:val="21"/>
         </w:rPr>
-        <w:commentReference w:id="48"/>
-      </w:r>
-      <w:commentRangeEnd w:id="49"/>
+        <w:commentReference w:id="50"/>
+      </w:r>
+      <w:commentRangeEnd w:id="51"/>
       <w:r>
         <w:rPr>
           <w:rStyle w:val="CommentReference"/>
           <w:sz w:val="21"/>
           <w:szCs w:val="21"/>
         </w:rPr>
-        <w:commentReference w:id="49"/>
+        <w:commentReference w:id="51"/>
       </w:r>
     </w:p>
     <w:p>
@@ -18658,7 +19196,7 @@
           <w:szCs w:val="18"/>
         </w:rPr>
       </w:pPr>
-      <w:bookmarkStart w:id="50" w:name="_Figure_3a"/>
+      <w:bookmarkStart w:id="52" w:name="_Figure_3a"/>
       <w:r>
         <w:rPr>
           <w:i/>
@@ -18667,9 +19205,9 @@
           <w:sz w:val="18"/>
           <w:szCs w:val="18"/>
         </w:rPr>
-        <w:t>Figure 3a: High-level Azure APIM architecture for the Organization</w:t>
-      </w:r>
-      <w:bookmarkEnd w:id="50"/>
+        <w:t>Figure 3b: High-level Azure APIM architecture for the Organization</w:t>
+      </w:r>
+      <w:bookmarkEnd w:id="52"/>
     </w:p>
     <w:p>
       <w:pPr>
@@ -18820,7 +19358,7 @@
           <w:lang w:eastAsia="en-US"/>
         </w:rPr>
       </w:pPr>
-      <w:bookmarkStart w:id="51" w:name="_Toc241523862"/>
+      <w:bookmarkStart w:id="53" w:name="_Toc241523862"/>
       <w:r>
         <w:rPr>
           <w:rFonts w:asciiTheme="minorHAnsi" w:hAnsiTheme="minorHAnsi"/>
@@ -18846,7 +19384,7 @@
         </w:rPr>
         <w:t>flow</w:t>
       </w:r>
-      <w:bookmarkEnd w:id="51"/>
+      <w:bookmarkEnd w:id="53"/>
     </w:p>
     <w:p>
       <w:pPr>
@@ -18923,7 +19461,7 @@
           <w:szCs w:val="18"/>
         </w:rPr>
       </w:pPr>
-      <w:bookmarkStart w:id="52" w:name="_Figure_4"/>
+      <w:bookmarkStart w:id="54" w:name="_Figure_4"/>
       <w:r>
         <w:rPr>
           <w:i/>
@@ -18934,7 +19472,7 @@
         </w:rPr>
         <w:t>Figure 4: Outbound-to-external (egress) traffic, calls leaving Azure to a third-party route through the central egress path</w:t>
       </w:r>
-      <w:bookmarkEnd w:id="52"/>
+      <w:bookmarkEnd w:id="54"/>
     </w:p>
     <w:p>
       <w:pPr>
@@ -19216,8 +19754,8 @@
           <w:lang w:eastAsia="en-US"/>
         </w:rPr>
       </w:pPr>
-      <w:bookmarkStart w:id="53" w:name="_Toc9797"/>
-      <w:bookmarkStart w:id="54" w:name="_Toc241523863"/>
+      <w:bookmarkStart w:id="55" w:name="_Toc9797"/>
+      <w:bookmarkStart w:id="56" w:name="_Toc241523863"/>
       <w:r>
         <w:rPr>
           <w:rFonts w:asciiTheme="minorHAnsi" w:hAnsiTheme="minorHAnsi"/>
@@ -19230,8 +19768,8 @@
         </w:rPr>
         <w:t>Firewall integration</w:t>
       </w:r>
-      <w:bookmarkEnd w:id="53"/>
-      <w:bookmarkEnd w:id="54"/>
+      <w:bookmarkEnd w:id="55"/>
+      <w:bookmarkEnd w:id="56"/>
     </w:p>
     <w:p>
       <w:pPr>
@@ -19681,7 +20219,7 @@
         <w:spacing w:after="180"/>
         <w:jc w:val="center"/>
       </w:pPr>
-      <w:bookmarkStart w:id="55" w:name="_Figure_10"/>
+      <w:bookmarkStart w:id="57" w:name="_Figure_10"/>
       <w:r>
         <w:rPr>
           <w:i/>
@@ -19692,7 +20230,7 @@
         </w:rPr>
         <w:t>Figure 10: Which flows use the Palo Alto, only outbound traffic to external third parties; inbound (Front Door/Private Link) and internal flows stay off the firewall</w:t>
       </w:r>
-      <w:bookmarkEnd w:id="55"/>
+      <w:bookmarkEnd w:id="57"/>
     </w:p>
     <w:p>
       <w:pPr>
@@ -20207,8 +20745,8 @@
           <w:lang w:eastAsia="en-US"/>
         </w:rPr>
       </w:pPr>
-      <w:bookmarkStart w:id="56" w:name="_Toc9800"/>
-      <w:bookmarkStart w:id="57" w:name="_Toc241523864"/>
+      <w:bookmarkStart w:id="58" w:name="_Toc9800"/>
+      <w:bookmarkStart w:id="59" w:name="_Toc241523864"/>
       <w:r>
         <w:rPr>
           <w:rFonts w:asciiTheme="minorHAnsi" w:hAnsiTheme="minorHAnsi"/>
@@ -20221,8 +20759,8 @@
         </w:rPr>
         <w:t>Traffic flows in detail</w:t>
       </w:r>
-      <w:bookmarkEnd w:id="56"/>
-      <w:bookmarkEnd w:id="57"/>
+      <w:bookmarkEnd w:id="58"/>
+      <w:bookmarkEnd w:id="59"/>
     </w:p>
     <w:p>
       <w:pPr>
@@ -20803,8 +21341,7 @@
           <w:lang w:eastAsia="en-US"/>
         </w:rPr>
       </w:pPr>
-      <w:bookmarkStart w:id="58" w:name="_Toc241523859"/>
-      <w:bookmarkStart w:id="59" w:name="_Toc241523865"/>
+      <w:bookmarkStart w:id="60" w:name="_Toc241523865"/>
       <w:r>
         <w:rPr>
           <w:rFonts w:asciiTheme="minorHAnsi" w:hAnsiTheme="minorHAnsi"/>
@@ -20816,161 +21353,10 @@
           <w:lang w:eastAsia="en-US"/>
         </w:rPr>
         <w:lastRenderedPageBreak/>
-        <w:t>End-to-End Request Flow</w:t>
-      </w:r>
-      <w:bookmarkEnd w:id="58"/>
-    </w:p>
-    <w:p>
-      <w:pPr>
-        <w:spacing w:after="140"/>
-        <w:rPr>
-          <w:sz w:val="20"/>
-          <w:szCs w:val="20"/>
-        </w:rPr>
-      </w:pPr>
-      <w:r>
-        <w:rPr>
-          <w:sz w:val="20"/>
-          <w:szCs w:val="20"/>
-        </w:rPr>
-        <w:t>Bringing the parts together, a single call follows the same path from start to finish:</w:t>
-      </w:r>
-    </w:p>
-    <w:p>
-      <w:pPr>
-        <w:pStyle w:val="ListParagraph"/>
-        <w:numPr>
-          <w:ilvl w:val="0"/>
-          <w:numId w:val="31"/>
-        </w:numPr>
-        <w:spacing w:after="70"/>
-        <w:rPr>
-          <w:sz w:val="20"/>
-          <w:szCs w:val="20"/>
-        </w:rPr>
-      </w:pPr>
-      <w:r>
-        <w:rPr>
-          <w:sz w:val="20"/>
-          <w:szCs w:val="20"/>
-        </w:rPr>
-        <w:t>A consumer, internal or partner, sends the request to the published address.</w:t>
-      </w:r>
-    </w:p>
-    <w:p>
-      <w:pPr>
-        <w:pStyle w:val="ListParagraph"/>
-        <w:numPr>
-          <w:ilvl w:val="0"/>
-          <w:numId w:val="31"/>
-        </w:numPr>
-        <w:spacing w:after="70"/>
-        <w:rPr>
-          <w:sz w:val="20"/>
-          <w:szCs w:val="20"/>
-        </w:rPr>
-      </w:pPr>
-      <w:r>
-        <w:rPr>
-          <w:sz w:val="20"/>
-          <w:szCs w:val="20"/>
-        </w:rPr>
-        <w:t>Azure Front Door receives it at the edge, applies the web application firewall and TLS, and forwards it over Private Link to the gateway. This is the only way in; nothing reaches the gateway directly.</w:t>
-      </w:r>
-    </w:p>
-    <w:p>
-      <w:pPr>
-        <w:pStyle w:val="ListParagraph"/>
-        <w:numPr>
-          <w:ilvl w:val="0"/>
-          <w:numId w:val="31"/>
-        </w:numPr>
-        <w:spacing w:after="70"/>
-        <w:rPr>
-          <w:sz w:val="20"/>
-          <w:szCs w:val="20"/>
-        </w:rPr>
-      </w:pPr>
-      <w:r>
-        <w:rPr>
-          <w:sz w:val="20"/>
-          <w:szCs w:val="20"/>
-        </w:rPr>
-        <w:t>The gateway authenticates and authorises the caller (checking the token with Entra ID), enforces rate limits and quotas, and validates the request.</w:t>
-      </w:r>
-    </w:p>
-    <w:p>
-      <w:pPr>
-        <w:pStyle w:val="ListParagraph"/>
-        <w:numPr>
-          <w:ilvl w:val="0"/>
-          <w:numId w:val="31"/>
-        </w:numPr>
-        <w:spacing w:after="70"/>
-        <w:rPr>
-          <w:sz w:val="20"/>
-          <w:szCs w:val="20"/>
-        </w:rPr>
-      </w:pPr>
-      <w:r>
-        <w:rPr>
-          <w:sz w:val="20"/>
-          <w:szCs w:val="20"/>
-        </w:rPr>
-        <w:t>It then routes the call to the correct backend, applies any transformation, and returns the response, recording the call for observability on the way out.</w:t>
-      </w:r>
-    </w:p>
-    <w:p>
-      <w:pPr>
-        <w:spacing w:after="140"/>
-        <w:rPr>
-          <w:sz w:val="20"/>
-          <w:szCs w:val="20"/>
-        </w:rPr>
-      </w:pPr>
-      <w:r>
-        <w:rPr>
-          <w:sz w:val="20"/>
-          <w:szCs w:val="20"/>
-        </w:rPr>
-        <w:t xml:space="preserve">Because every API follows this one path, the same protections apply everywhere by default, rather than being added by hand for each new integration. The network detail behind this path, subnets, routing and egress, is in </w:t>
-      </w:r>
-      <w:hyperlink w:anchor="_Toc241399555" w:history="1">
-        <w:r>
-          <w:rPr>
-            <w:color w:val="0000FF"/>
-            <w:u w:val="single"/>
-          </w:rPr>
-          <w:t>section 6</w:t>
-        </w:r>
-      </w:hyperlink>
-      <w:r>
-        <w:rPr>
-          <w:sz w:val="20"/>
-          <w:szCs w:val="20"/>
-        </w:rPr>
-        <w:t xml:space="preserve">, and the security controls are in </w:t>
-      </w:r>
-      <w:hyperlink w:anchor="_Toc241399558" w:history="1">
-        <w:r>
-          <w:rPr>
-            <w:color w:val="0000FF"/>
-            <w:u w:val="single"/>
-          </w:rPr>
-          <w:t>section 8</w:t>
-        </w:r>
-      </w:hyperlink>
-      <w:r>
-        <w:rPr>
-          <w:sz w:val="20"/>
-          <w:szCs w:val="20"/>
-        </w:rPr>
-        <w:t>.</w:t>
-      </w:r>
-    </w:p>
-    <w:p>
-      <w:pPr>
-        <w:pStyle w:val="Heading2"/>
+        <w:t>Configurations</w:t>
+      </w:r>
+      <w:bookmarkEnd w:id="60"/>
+      <w:r>
         <w:rPr>
           <w:rFonts w:asciiTheme="minorHAnsi" w:hAnsiTheme="minorHAnsi"/>
           <w:b w:val="0"/>
@@ -20980,30 +21366,6 @@
           <w:szCs w:val="24"/>
           <w:lang w:eastAsia="en-US"/>
         </w:rPr>
-      </w:pPr>
-      <w:r>
-        <w:rPr>
-          <w:rFonts w:asciiTheme="minorHAnsi" w:hAnsiTheme="minorHAnsi"/>
-          <w:b w:val="0"/>
-          <w:bCs w:val="0"/>
-          <w:color w:val="1E2761"/>
-          <w:sz w:val="24"/>
-          <w:szCs w:val="24"/>
-          <w:lang w:eastAsia="en-US"/>
-        </w:rPr>
-        <w:t>Configurations</w:t>
-      </w:r>
-      <w:bookmarkEnd w:id="59"/>
-      <w:r>
-        <w:rPr>
-          <w:rFonts w:asciiTheme="minorHAnsi" w:hAnsiTheme="minorHAnsi"/>
-          <w:b w:val="0"/>
-          <w:bCs w:val="0"/>
-          <w:color w:val="1E2761"/>
-          <w:sz w:val="24"/>
-          <w:szCs w:val="24"/>
-          <w:lang w:eastAsia="en-US"/>
-        </w:rPr>
         <w:t xml:space="preserve"> </w:t>
       </w:r>
     </w:p>
@@ -21019,21 +21381,21 @@
       <w:pPr>
         <w:pStyle w:val="Heading3"/>
       </w:pPr>
-      <w:bookmarkStart w:id="60" w:name="_Toc241523866"/>
+      <w:bookmarkStart w:id="61" w:name="_Toc241523866"/>
       <w:r>
         <w:t>‘6.6.1 Azure front door</w:t>
       </w:r>
-      <w:bookmarkEnd w:id="60"/>
+      <w:bookmarkEnd w:id="61"/>
     </w:p>
     <w:p>
       <w:pPr>
         <w:pStyle w:val="Heading3"/>
       </w:pPr>
-      <w:bookmarkStart w:id="61" w:name="_Toc241523867"/>
+      <w:bookmarkStart w:id="62" w:name="_Toc241523867"/>
       <w:r>
         <w:t>6.6.2 APIM</w:t>
       </w:r>
-      <w:bookmarkEnd w:id="61"/>
+      <w:bookmarkEnd w:id="62"/>
     </w:p>
     <w:p>
       <w:pPr>
@@ -21043,8 +21405,8 @@
           <w:szCs w:val="22"/>
         </w:rPr>
       </w:pPr>
-      <w:bookmarkStart w:id="62" w:name="_Toc9696"/>
-      <w:bookmarkStart w:id="63" w:name="_Toc9798"/>
+      <w:bookmarkStart w:id="63" w:name="_Toc9696"/>
+      <w:bookmarkStart w:id="64" w:name="_Toc9798"/>
       <w:r>
         <w:t xml:space="preserve">6.6.2.1 </w:t>
       </w:r>
@@ -21056,7 +21418,7 @@
         <w:t>Instance Composition</w:t>
       </w:r>
     </w:p>
-    <w:bookmarkEnd w:id="62"/>
+    <w:bookmarkEnd w:id="63"/>
     <w:p>
       <w:pPr>
         <w:rPr>
@@ -21975,15 +22337,7 @@
                 <w:sz w:val="20"/>
                 <w:szCs w:val="20"/>
               </w:rPr>
-              <w:t xml:space="preserve"> legacy </w:t>
-            </w:r>
-            <w:r>
-              <w:rPr>
-                <w:sz w:val="20"/>
-                <w:szCs w:val="20"/>
-              </w:rPr>
-              <w:lastRenderedPageBreak/>
-              <w:t>ciphers disabled by policy.</w:t>
+              <w:t xml:space="preserve"> legacy ciphers disabled by policy.</w:t>
             </w:r>
           </w:p>
         </w:tc>
@@ -22012,7 +22366,6 @@
                 <w:sz w:val="20"/>
                 <w:szCs w:val="20"/>
               </w:rPr>
-              <w:lastRenderedPageBreak/>
               <w:t>Managed identity</w:t>
             </w:r>
           </w:p>
@@ -22232,7 +22585,15 @@
           <w:sz w:val="20"/>
           <w:szCs w:val="20"/>
         </w:rPr>
-        <w:t xml:space="preserve">The service scales in units, each a fixed block of gateway capacity. Production runs zone-redundant across Availability Zones and adds units as sustained traffic requires, rather than over-provisioning up front the capacity and cost model behind this is in </w:t>
+        <w:t xml:space="preserve">The service scales in units, each a fixed block of gateway capacity. Production runs zone-redundant across Availability Zones and adds units as sustained traffic requires, rather than over-provisioning up front the </w:t>
+      </w:r>
+      <w:r>
+        <w:rPr>
+          <w:sz w:val="20"/>
+          <w:szCs w:val="20"/>
+        </w:rPr>
+        <w:lastRenderedPageBreak/>
+        <w:t xml:space="preserve">capacity and cost model behind this is in </w:t>
       </w:r>
       <w:hyperlink w:anchor="_Toc241399571" w:history="1">
         <w:r>
@@ -22271,16 +22632,16 @@
       <w:pPr>
         <w:pStyle w:val="Heading3"/>
       </w:pPr>
-      <w:bookmarkStart w:id="64" w:name="_Toc241523868"/>
+      <w:bookmarkStart w:id="65" w:name="_Toc241523868"/>
       <w:r>
         <w:t>6.6.3</w:t>
       </w:r>
       <w:r>
         <w:t xml:space="preserve"> Routing and subnet design</w:t>
       </w:r>
-      <w:bookmarkEnd w:id="64"/>
-    </w:p>
-    <w:bookmarkEnd w:id="63"/>
+      <w:bookmarkEnd w:id="65"/>
+    </w:p>
+    <w:bookmarkEnd w:id="64"/>
     <w:p>
       <w:pPr>
         <w:spacing w:after="140"/>
@@ -22928,7 +23289,6 @@
           <w:sz w:val="20"/>
           <w:szCs w:val="20"/>
         </w:rPr>
-        <w:lastRenderedPageBreak/>
         <w:t>Sizing the APIM delegated subnet and its neighbours correctly the first time avoids a disruptive resize later, since an Azure subnet cannot easily be shrunk or re-carved once resources are deployed into it. The figures below are starting points for detailed design, not a final IP plan; the actual VNet address space must come from the Organization’s IPAM and hub-spoke allocation.</w:t>
       </w:r>
     </w:p>
@@ -23376,6 +23736,7 @@
                 <w:sz w:val="20"/>
                 <w:szCs w:val="20"/>
               </w:rPr>
+              <w:lastRenderedPageBreak/>
               <w:t>Private Endpoint subnet(s) for backends</w:t>
             </w:r>
           </w:p>
@@ -24270,7 +24631,6 @@
                 <w:sz w:val="20"/>
                 <w:szCs w:val="20"/>
               </w:rPr>
-              <w:lastRenderedPageBreak/>
               <w:t>Private DNS</w:t>
             </w:r>
           </w:p>
@@ -24591,6 +24951,7 @@
                 <w:sz w:val="20"/>
                 <w:szCs w:val="20"/>
               </w:rPr>
+              <w:lastRenderedPageBreak/>
               <w:t>Subnet (indicative name)</w:t>
             </w:r>
           </w:p>
@@ -25293,7 +25654,7 @@
           <w:lang w:eastAsia="en-US"/>
         </w:rPr>
       </w:pPr>
-      <w:bookmarkStart w:id="65" w:name="_Toc241523869"/>
+      <w:bookmarkStart w:id="66" w:name="_Toc241523869"/>
       <w:r>
         <w:rPr>
           <w:rFonts w:asciiTheme="minorHAnsi" w:hAnsiTheme="minorHAnsi"/>
@@ -25304,7 +25665,7 @@
         <w:lastRenderedPageBreak/>
         <w:t>Traffic Management and Edge Security</w:t>
       </w:r>
-      <w:bookmarkEnd w:id="65"/>
+      <w:bookmarkEnd w:id="66"/>
     </w:p>
     <w:p>
       <w:pPr>
@@ -25351,7 +25712,7 @@
           <w:lang w:eastAsia="en-US"/>
         </w:rPr>
       </w:pPr>
-      <w:bookmarkStart w:id="66" w:name="_Toc241523870"/>
+      <w:bookmarkStart w:id="67" w:name="_Toc241523870"/>
       <w:r>
         <w:rPr>
           <w:rFonts w:asciiTheme="minorHAnsi" w:hAnsiTheme="minorHAnsi"/>
@@ -25364,7 +25725,7 @@
         </w:rPr>
         <w:t>Azure Front Door Vs Traffic Manager</w:t>
       </w:r>
-      <w:bookmarkEnd w:id="66"/>
+      <w:bookmarkEnd w:id="67"/>
       <w:r>
         <w:rPr>
           <w:rFonts w:asciiTheme="minorHAnsi" w:hAnsiTheme="minorHAnsi"/>
@@ -25663,7 +26024,7 @@
         <w:spacing w:after="180"/>
         <w:jc w:val="center"/>
       </w:pPr>
-      <w:bookmarkStart w:id="67" w:name="_Figure_32d"/>
+      <w:bookmarkStart w:id="68" w:name="_Figure_32d"/>
       <w:r>
         <w:rPr>
           <w:i/>
@@ -25674,7 +26035,7 @@
         </w:rPr>
         <w:t>Figure 32d: Global routing, Front Door compared with Traffic Manager</w:t>
       </w:r>
-      <w:bookmarkEnd w:id="67"/>
+      <w:bookmarkEnd w:id="68"/>
       <w:r>
         <w:rPr>
           <w:sz w:val="20"/>
@@ -25697,7 +26058,7 @@
           <w:lang w:eastAsia="en-US"/>
         </w:rPr>
       </w:pPr>
-      <w:bookmarkStart w:id="68" w:name="_Toc241523871"/>
+      <w:bookmarkStart w:id="69" w:name="_Toc241523871"/>
       <w:r>
         <w:rPr>
           <w:rFonts w:asciiTheme="minorHAnsi" w:hAnsiTheme="minorHAnsi"/>
@@ -25708,7 +26069,7 @@
         <w:lastRenderedPageBreak/>
         <w:t>Authentication and Security Design</w:t>
       </w:r>
-      <w:bookmarkEnd w:id="68"/>
+      <w:bookmarkEnd w:id="69"/>
     </w:p>
     <w:p>
       <w:pPr>
@@ -25993,7 +26354,7 @@
         <w:lastRenderedPageBreak/>
         <w:t xml:space="preserve">Security </w:t>
       </w:r>
-      <w:commentRangeStart w:id="69"/>
+      <w:commentRangeStart w:id="70"/>
       <w:r>
         <w:rPr>
           <w:b/>
@@ -26003,7 +26364,7 @@
         </w:rPr>
         <w:t xml:space="preserve">design principles </w:t>
       </w:r>
-      <w:commentRangeEnd w:id="69"/>
+      <w:commentRangeEnd w:id="70"/>
       <w:r>
         <w:rPr>
           <w:rStyle w:val="CommentReference"/>
@@ -26012,7 +26373,7 @@
           <w:sz w:val="20"/>
           <w:szCs w:val="20"/>
         </w:rPr>
-        <w:commentReference w:id="69"/>
+        <w:commentReference w:id="70"/>
       </w:r>
     </w:p>
     <w:p>
@@ -28514,7 +28875,7 @@
         <w:spacing w:after="180"/>
         <w:jc w:val="center"/>
       </w:pPr>
-      <w:bookmarkStart w:id="70" w:name="_Figure_11"/>
+      <w:bookmarkStart w:id="71" w:name="_Figure_11"/>
       <w:r>
         <w:rPr>
           <w:i/>
@@ -28525,7 +28886,7 @@
         </w:rPr>
         <w:t>Figure 11: Non-OAuth consumers, the one-time approval process and the resulting runtime ingress flow</w:t>
       </w:r>
-      <w:bookmarkEnd w:id="70"/>
+      <w:bookmarkEnd w:id="71"/>
     </w:p>
     <w:p>
       <w:pPr>
@@ -31282,7 +31643,7 @@
           <w:lang w:eastAsia="en-US"/>
         </w:rPr>
       </w:pPr>
-      <w:bookmarkStart w:id="71" w:name="_Toc241523872"/>
+      <w:bookmarkStart w:id="72" w:name="_Toc241523872"/>
       <w:r>
         <w:rPr>
           <w:rFonts w:asciiTheme="minorHAnsi" w:hAnsiTheme="minorHAnsi"/>
@@ -31293,7 +31654,7 @@
         <w:lastRenderedPageBreak/>
         <w:t>API Product, Consumer and Developer Portal Model</w:t>
       </w:r>
-      <w:bookmarkEnd w:id="71"/>
+      <w:bookmarkEnd w:id="72"/>
     </w:p>
     <w:p>
       <w:pPr>
@@ -31380,7 +31741,7 @@
         <w:spacing w:after="180"/>
         <w:jc w:val="center"/>
       </w:pPr>
-      <w:bookmarkStart w:id="72" w:name="_Figure_17"/>
+      <w:bookmarkStart w:id="73" w:name="_Figure_17"/>
       <w:r>
         <w:rPr>
           <w:i/>
@@ -31391,7 +31752,7 @@
         </w:rPr>
         <w:t>Figure 17: The access model, the core chain plus what each construct controls, including Groups and Tags</w:t>
       </w:r>
-      <w:bookmarkEnd w:id="72"/>
+      <w:bookmarkEnd w:id="73"/>
     </w:p>
     <w:p>
       <w:pPr>
@@ -31780,7 +32141,7 @@
         <w:spacing w:after="180"/>
         <w:jc w:val="center"/>
       </w:pPr>
-      <w:bookmarkStart w:id="73" w:name="_Figure_18"/>
+      <w:bookmarkStart w:id="74" w:name="_Figure_18"/>
       <w:r>
         <w:rPr>
           <w:i/>
@@ -31791,7 +32152,7 @@
         </w:rPr>
         <w:t>Figure 18: Recommended workspace, product, subscription, and group structure</w:t>
       </w:r>
-      <w:bookmarkEnd w:id="73"/>
+      <w:bookmarkEnd w:id="74"/>
     </w:p>
     <w:p>
       <w:pPr>
@@ -32610,7 +32971,7 @@
         <w:spacing w:after="180"/>
         <w:jc w:val="center"/>
       </w:pPr>
-      <w:bookmarkStart w:id="74" w:name="_Figure_19"/>
+      <w:bookmarkStart w:id="75" w:name="_Figure_19"/>
       <w:r>
         <w:rPr>
           <w:i/>
@@ -32621,7 +32982,7 @@
         </w:rPr>
         <w:t>Figure 19: How the governance constructs relate to each other</w:t>
       </w:r>
-      <w:bookmarkEnd w:id="74"/>
+      <w:bookmarkEnd w:id="75"/>
     </w:p>
     <w:p>
       <w:pPr>
@@ -32636,7 +32997,7 @@
           <w:lang w:eastAsia="en-US"/>
         </w:rPr>
       </w:pPr>
-      <w:bookmarkStart w:id="75" w:name="_Toc241523873"/>
+      <w:bookmarkStart w:id="76" w:name="_Toc241523873"/>
       <w:r>
         <w:rPr>
           <w:rFonts w:asciiTheme="minorHAnsi" w:hAnsiTheme="minorHAnsi"/>
@@ -32649,7 +33010,7 @@
         </w:rPr>
         <w:t>Developer Portal</w:t>
       </w:r>
-      <w:bookmarkEnd w:id="75"/>
+      <w:bookmarkEnd w:id="76"/>
     </w:p>
     <w:p>
       <w:pPr>
@@ -33006,7 +33367,7 @@
         <w:spacing w:after="180"/>
         <w:jc w:val="center"/>
       </w:pPr>
-      <w:bookmarkStart w:id="76" w:name="_Figure_19a"/>
+      <w:bookmarkStart w:id="77" w:name="_Figure_19a"/>
       <w:r>
         <w:rPr>
           <w:i/>
@@ -33017,7 +33378,7 @@
         </w:rPr>
         <w:t>Figure 19a: Developer portal reference architecture, how the portal relates to the management plane, identity providers, and the runtime gateway</w:t>
       </w:r>
-      <w:bookmarkEnd w:id="76"/>
+      <w:bookmarkEnd w:id="77"/>
     </w:p>
     <w:p>
       <w:pPr>
@@ -34182,7 +34543,7 @@
         <w:spacing w:after="180"/>
         <w:jc w:val="center"/>
       </w:pPr>
-      <w:bookmarkStart w:id="77" w:name="_Figure_19b"/>
+      <w:bookmarkStart w:id="78" w:name="_Figure_19b"/>
       <w:r>
         <w:rPr>
           <w:i/>
@@ -34193,7 +34554,7 @@
         </w:rPr>
         <w:t>Figure 19b: Internal user onboarding, from request to credentials, and where the user lands in the portal groups</w:t>
       </w:r>
-      <w:bookmarkEnd w:id="77"/>
+      <w:bookmarkEnd w:id="78"/>
     </w:p>
     <w:p>
       <w:pPr>
@@ -34477,7 +34838,7 @@
         <w:spacing w:after="180"/>
         <w:jc w:val="center"/>
       </w:pPr>
-      <w:bookmarkStart w:id="78" w:name="_Figure_19c"/>
+      <w:bookmarkStart w:id="79" w:name="_Figure_19c"/>
       <w:r>
         <w:rPr>
           <w:i/>
@@ -34488,7 +34849,7 @@
         </w:rPr>
         <w:t>Figure 19c: External (partner, B2B) user onboarding, from sponsorship to credentials, and where the partner lands in the portal groups</w:t>
       </w:r>
-      <w:bookmarkEnd w:id="78"/>
+      <w:bookmarkEnd w:id="79"/>
     </w:p>
     <w:p>
       <w:pPr>
@@ -34574,7 +34935,7 @@
         <w:spacing w:after="180"/>
         <w:jc w:val="center"/>
       </w:pPr>
-      <w:bookmarkStart w:id="79" w:name="_Figure_20"/>
+      <w:bookmarkStart w:id="80" w:name="_Figure_20"/>
       <w:r>
         <w:rPr>
           <w:i/>
@@ -34585,7 +34946,7 @@
         </w:rPr>
         <w:t>Figure 20: The API consumer journey, ten steps from access granted to steady-state use, support and versioning</w:t>
       </w:r>
-      <w:bookmarkEnd w:id="79"/>
+      <w:bookmarkEnd w:id="80"/>
     </w:p>
     <w:p>
       <w:pPr>
@@ -34612,7 +34973,7 @@
           <w:lang w:eastAsia="en-US"/>
         </w:rPr>
       </w:pPr>
-      <w:bookmarkStart w:id="80" w:name="_Toc241523874"/>
+      <w:bookmarkStart w:id="81" w:name="_Toc241523874"/>
       <w:r>
         <w:rPr>
           <w:rFonts w:asciiTheme="minorHAnsi" w:hAnsiTheme="minorHAnsi"/>
@@ -34623,7 +34984,7 @@
         <w:lastRenderedPageBreak/>
         <w:t>API Design, Policies and Governance</w:t>
       </w:r>
-      <w:bookmarkEnd w:id="80"/>
+      <w:bookmarkEnd w:id="81"/>
     </w:p>
     <w:p>
       <w:pPr>
@@ -34690,7 +35051,7 @@
           <w:lang w:eastAsia="en-US"/>
         </w:rPr>
       </w:pPr>
-      <w:bookmarkStart w:id="81" w:name="_Toc241523875"/>
+      <w:bookmarkStart w:id="82" w:name="_Toc241523875"/>
       <w:r>
         <w:rPr>
           <w:rFonts w:asciiTheme="minorHAnsi" w:hAnsiTheme="minorHAnsi"/>
@@ -34701,7 +35062,7 @@
         <w:lastRenderedPageBreak/>
         <w:t>API Lifecycle and Versioning Strategy</w:t>
       </w:r>
-      <w:bookmarkEnd w:id="81"/>
+      <w:bookmarkEnd w:id="82"/>
     </w:p>
     <w:p>
       <w:pPr>
@@ -34834,7 +35195,7 @@
           <w:lang w:eastAsia="en-US"/>
         </w:rPr>
       </w:pPr>
-      <w:bookmarkStart w:id="82" w:name="_Toc241523876"/>
+      <w:bookmarkStart w:id="83" w:name="_Toc241523876"/>
       <w:r>
         <w:rPr>
           <w:rFonts w:asciiTheme="minorHAnsi" w:hAnsiTheme="minorHAnsi"/>
@@ -34845,7 +35206,7 @@
         <w:lastRenderedPageBreak/>
         <w:t>Observability and Operations</w:t>
       </w:r>
-      <w:bookmarkEnd w:id="82"/>
+      <w:bookmarkEnd w:id="83"/>
     </w:p>
     <w:p>
       <w:pPr>
@@ -34917,7 +35278,7 @@
         <w:spacing w:after="180"/>
         <w:jc w:val="center"/>
       </w:pPr>
-      <w:bookmarkStart w:id="83" w:name="_Figure_25"/>
+      <w:bookmarkStart w:id="84" w:name="_Figure_25"/>
       <w:r>
         <w:rPr>
           <w:i/>
@@ -34928,7 +35289,7 @@
         </w:rPr>
         <w:t>Figure 25: Monitoring architecture</w:t>
       </w:r>
-      <w:bookmarkEnd w:id="83"/>
+      <w:bookmarkEnd w:id="84"/>
     </w:p>
     <w:p>
       <w:pPr>
@@ -35000,7 +35361,7 @@
         <w:spacing w:after="180"/>
         <w:jc w:val="center"/>
       </w:pPr>
-      <w:bookmarkStart w:id="84" w:name="_Figure_26"/>
+      <w:bookmarkStart w:id="85" w:name="_Figure_26"/>
       <w:r>
         <w:rPr>
           <w:i/>
@@ -35011,7 +35372,7 @@
         </w:rPr>
         <w:t>Figure 26: What is logged and where it goes</w:t>
       </w:r>
-      <w:bookmarkEnd w:id="84"/>
+      <w:bookmarkEnd w:id="85"/>
     </w:p>
     <w:p>
       <w:pPr>
@@ -35776,7 +36137,7 @@
           <w:lang w:eastAsia="en-US"/>
         </w:rPr>
       </w:pPr>
-      <w:bookmarkStart w:id="85" w:name="_Toc241523877"/>
+      <w:bookmarkStart w:id="86" w:name="_Toc241523877"/>
       <w:r>
         <w:rPr>
           <w:rFonts w:asciiTheme="minorHAnsi" w:hAnsiTheme="minorHAnsi"/>
@@ -35787,7 +36148,7 @@
         <w:lastRenderedPageBreak/>
         <w:t>Environment and Release Strategy</w:t>
       </w:r>
-      <w:bookmarkEnd w:id="85"/>
+      <w:bookmarkEnd w:id="86"/>
     </w:p>
     <w:tbl>
       <w:tblPr>
@@ -36770,7 +37131,7 @@
         <w:spacing w:after="180"/>
         <w:jc w:val="center"/>
       </w:pPr>
-      <w:bookmarkStart w:id="86" w:name="_Figure_27"/>
+      <w:bookmarkStart w:id="87" w:name="_Figure_27"/>
       <w:r>
         <w:rPr>
           <w:i/>
@@ -36781,7 +37142,7 @@
         </w:rPr>
         <w:t>Figure 27: APIM CI/CD model, APIOps</w:t>
       </w:r>
-      <w:bookmarkEnd w:id="86"/>
+      <w:bookmarkEnd w:id="87"/>
     </w:p>
     <w:p>
       <w:pPr>
@@ -37021,7 +37382,7 @@
         <w:spacing w:after="180"/>
         <w:jc w:val="center"/>
       </w:pPr>
-      <w:bookmarkStart w:id="87" w:name="_Figure_28"/>
+      <w:bookmarkStart w:id="88" w:name="_Figure_28"/>
       <w:r>
         <w:rPr>
           <w:i/>
@@ -37032,7 +37393,7 @@
         </w:rPr>
         <w:t>Figure 28: APIOps deployment pipeline, from development through to production</w:t>
       </w:r>
-      <w:bookmarkEnd w:id="87"/>
+      <w:bookmarkEnd w:id="88"/>
     </w:p>
     <w:p>
       <w:pPr>
@@ -37584,7 +37945,7 @@
         <w:spacing w:after="180"/>
         <w:jc w:val="center"/>
       </w:pPr>
-      <w:bookmarkStart w:id="88" w:name="_Figure_29"/>
+      <w:bookmarkStart w:id="89" w:name="_Figure_29"/>
       <w:r>
         <w:rPr>
           <w:i/>
@@ -37595,7 +37956,7 @@
         </w:rPr>
         <w:t>Figure 29: Environment promotion strategy</w:t>
       </w:r>
-      <w:bookmarkEnd w:id="88"/>
+      <w:bookmarkEnd w:id="89"/>
     </w:p>
     <w:p>
       <w:pPr>
@@ -37610,7 +37971,7 @@
           <w:lang w:eastAsia="en-US"/>
         </w:rPr>
       </w:pPr>
-      <w:bookmarkStart w:id="89" w:name="_Toc241523878"/>
+      <w:bookmarkStart w:id="90" w:name="_Toc241523878"/>
       <w:r>
         <w:rPr>
           <w:rFonts w:asciiTheme="minorHAnsi" w:hAnsiTheme="minorHAnsi"/>
@@ -37621,7 +37982,7 @@
         <w:lastRenderedPageBreak/>
         <w:t>High Availability</w:t>
       </w:r>
-      <w:bookmarkEnd w:id="89"/>
+      <w:bookmarkEnd w:id="90"/>
     </w:p>
     <w:p>
       <w:pPr>
@@ -37654,7 +38015,7 @@
           <w:lang w:eastAsia="en-US"/>
         </w:rPr>
       </w:pPr>
-      <w:bookmarkStart w:id="90" w:name="_Toc241523879"/>
+      <w:bookmarkStart w:id="91" w:name="_Toc241523879"/>
       <w:r>
         <w:rPr>
           <w:rFonts w:asciiTheme="minorHAnsi" w:hAnsiTheme="minorHAnsi"/>
@@ -37679,7 +38040,7 @@
         </w:rPr>
         <w:t>Strategy</w:t>
       </w:r>
-      <w:bookmarkEnd w:id="90"/>
+      <w:bookmarkEnd w:id="91"/>
     </w:p>
     <w:p>
       <w:pPr>
@@ -38684,7 +39045,7 @@
         <w:spacing w:after="180"/>
         <w:jc w:val="center"/>
       </w:pPr>
-      <w:bookmarkStart w:id="91" w:name="_Figure_32a"/>
+      <w:bookmarkStart w:id="92" w:name="_Figure_32a"/>
       <w:r>
         <w:rPr>
           <w:i/>
@@ -38695,7 +39056,7 @@
         </w:rPr>
         <w:t>Figure 32a: Bronze — single region, single unit</w:t>
       </w:r>
-      <w:bookmarkEnd w:id="91"/>
+      <w:bookmarkEnd w:id="92"/>
     </w:p>
     <w:p>
       <w:pPr>
@@ -38767,7 +39128,7 @@
         <w:spacing w:after="180"/>
         <w:jc w:val="center"/>
       </w:pPr>
-      <w:bookmarkStart w:id="92" w:name="_Figure_32b"/>
+      <w:bookmarkStart w:id="93" w:name="_Figure_32b"/>
       <w:r>
         <w:rPr>
           <w:i/>
@@ -38778,7 +39139,7 @@
         </w:rPr>
         <w:t>Figure 32b: Silver — single region, multiple units across zones (chosen baseline)</w:t>
       </w:r>
-      <w:bookmarkEnd w:id="92"/>
+      <w:bookmarkEnd w:id="93"/>
     </w:p>
     <w:p>
       <w:pPr>
@@ -38850,7 +39211,7 @@
         <w:spacing w:after="180"/>
         <w:jc w:val="center"/>
       </w:pPr>
-      <w:bookmarkStart w:id="93" w:name="_Figure_32c"/>
+      <w:bookmarkStart w:id="94" w:name="_Figure_32c"/>
       <w:r>
         <w:rPr>
           <w:i/>
@@ -38861,7 +39222,7 @@
         </w:rPr>
         <w:t>Figure 32c: Gold — active-active across two regions</w:t>
       </w:r>
-      <w:bookmarkEnd w:id="93"/>
+      <w:bookmarkEnd w:id="94"/>
     </w:p>
     <w:p>
       <w:pPr>
@@ -38901,7 +39262,7 @@
           <w:lang w:eastAsia="en-US"/>
         </w:rPr>
       </w:pPr>
-      <w:bookmarkStart w:id="94" w:name="_Toc241523880"/>
+      <w:bookmarkStart w:id="95" w:name="_Toc241523880"/>
       <w:r>
         <w:rPr>
           <w:rFonts w:asciiTheme="minorHAnsi" w:hAnsiTheme="minorHAnsi"/>
@@ -38912,7 +39273,7 @@
         <w:lastRenderedPageBreak/>
         <w:t>Capacity, Cost and Service Tiers</w:t>
       </w:r>
-      <w:bookmarkEnd w:id="94"/>
+      <w:bookmarkEnd w:id="95"/>
     </w:p>
     <w:p>
       <w:pPr>
@@ -38984,7 +39345,7 @@
         <w:spacing w:after="180"/>
         <w:jc w:val="center"/>
       </w:pPr>
-      <w:bookmarkStart w:id="95" w:name="_Figure_33"/>
+      <w:bookmarkStart w:id="96" w:name="_Figure_33"/>
       <w:r>
         <w:rPr>
           <w:i/>
@@ -38995,7 +39356,7 @@
         </w:rPr>
         <w:t>Figure 33: Indicative monthly platform cost by environment</w:t>
       </w:r>
-      <w:bookmarkEnd w:id="95"/>
+      <w:bookmarkEnd w:id="96"/>
     </w:p>
     <w:p>
       <w:pPr>
@@ -40569,11 +40930,11 @@
       <w:pPr>
         <w:pStyle w:val="Heading1"/>
       </w:pPr>
-      <w:bookmarkStart w:id="96" w:name="_Toc241523881"/>
+      <w:bookmarkStart w:id="97" w:name="_Toc241523881"/>
       <w:r>
         <w:t>Operating Model</w:t>
       </w:r>
-      <w:bookmarkEnd w:id="96"/>
+      <w:bookmarkEnd w:id="97"/>
     </w:p>
     <w:p>
       <w:pPr>
@@ -40652,8 +41013,8 @@
           <w:lang w:eastAsia="en-US"/>
         </w:rPr>
       </w:pPr>
-      <w:bookmarkStart w:id="97" w:name="_Toc9101"/>
-      <w:bookmarkStart w:id="98" w:name="_Toc241523882"/>
+      <w:bookmarkStart w:id="98" w:name="_Toc9101"/>
+      <w:bookmarkStart w:id="99" w:name="_Toc241523882"/>
       <w:r>
         <w:rPr>
           <w:rFonts w:asciiTheme="minorHAnsi" w:hAnsiTheme="minorHAnsi"/>
@@ -40666,8 +41027,8 @@
         </w:rPr>
         <w:t>Operational ownership and support tiers</w:t>
       </w:r>
-      <w:bookmarkEnd w:id="97"/>
       <w:bookmarkEnd w:id="98"/>
+      <w:bookmarkEnd w:id="99"/>
     </w:p>
     <w:p>
       <w:pPr>
@@ -40780,7 +41141,7 @@
         <w:spacing w:after="180"/>
         <w:jc w:val="center"/>
       </w:pPr>
-      <w:bookmarkStart w:id="99" w:name="_Figure_33a"/>
+      <w:bookmarkStart w:id="100" w:name="_Figure_33a"/>
       <w:r>
         <w:rPr>
           <w:i/>
@@ -40791,7 +41152,7 @@
         </w:rPr>
         <w:t>Figure 33a: Operating model at a glance, the support tiers and escalation path from an incident to closure</w:t>
       </w:r>
-      <w:bookmarkEnd w:id="99"/>
+      <w:bookmarkEnd w:id="100"/>
     </w:p>
     <w:tbl>
       <w:tblPr>
@@ -41408,8 +41769,8 @@
           <w:lang w:eastAsia="en-US"/>
         </w:rPr>
       </w:pPr>
-      <w:bookmarkStart w:id="100" w:name="_Toc9102"/>
-      <w:bookmarkStart w:id="101" w:name="_Toc241523883"/>
+      <w:bookmarkStart w:id="101" w:name="_Toc9102"/>
+      <w:bookmarkStart w:id="102" w:name="_Toc241523883"/>
       <w:r>
         <w:rPr>
           <w:rFonts w:asciiTheme="minorHAnsi" w:hAnsiTheme="minorHAnsi"/>
@@ -41422,8 +41783,8 @@
         </w:rPr>
         <w:t>Incident management</w:t>
       </w:r>
-      <w:bookmarkEnd w:id="100"/>
       <w:bookmarkEnd w:id="101"/>
+      <w:bookmarkEnd w:id="102"/>
     </w:p>
     <w:p>
       <w:pPr>
@@ -41917,8 +42278,8 @@
           <w:lang w:eastAsia="en-US"/>
         </w:rPr>
       </w:pPr>
-      <w:bookmarkStart w:id="102" w:name="_Toc9103"/>
-      <w:bookmarkStart w:id="103" w:name="_Toc241523884"/>
+      <w:bookmarkStart w:id="103" w:name="_Toc9103"/>
+      <w:bookmarkStart w:id="104" w:name="_Toc241523884"/>
       <w:r>
         <w:rPr>
           <w:rFonts w:asciiTheme="minorHAnsi" w:hAnsiTheme="minorHAnsi"/>
@@ -41931,8 +42292,8 @@
         </w:rPr>
         <w:t>Change and release management</w:t>
       </w:r>
-      <w:bookmarkEnd w:id="102"/>
       <w:bookmarkEnd w:id="103"/>
+      <w:bookmarkEnd w:id="104"/>
     </w:p>
     <w:p>
       <w:pPr>
@@ -42142,8 +42503,8 @@
           <w:lang w:eastAsia="en-US"/>
         </w:rPr>
       </w:pPr>
-      <w:bookmarkStart w:id="104" w:name="_Toc9104"/>
-      <w:bookmarkStart w:id="105" w:name="_Toc241523885"/>
+      <w:bookmarkStart w:id="105" w:name="_Toc9104"/>
+      <w:bookmarkStart w:id="106" w:name="_Toc241523885"/>
       <w:r>
         <w:rPr>
           <w:rFonts w:asciiTheme="minorHAnsi" w:hAnsiTheme="minorHAnsi"/>
@@ -42156,8 +42517,8 @@
         </w:rPr>
         <w:t>Capacity, cost and service reporting</w:t>
       </w:r>
-      <w:bookmarkEnd w:id="104"/>
       <w:bookmarkEnd w:id="105"/>
+      <w:bookmarkEnd w:id="106"/>
     </w:p>
     <w:p>
       <w:pPr>
@@ -42259,11 +42620,11 @@
       <w:pPr>
         <w:pStyle w:val="Heading1"/>
       </w:pPr>
-      <w:bookmarkStart w:id="106" w:name="_Toc241523886"/>
+      <w:bookmarkStart w:id="107" w:name="_Toc241523886"/>
       <w:r>
         <w:t>Service Handover</w:t>
       </w:r>
-      <w:bookmarkEnd w:id="106"/>
+      <w:bookmarkEnd w:id="107"/>
     </w:p>
     <w:p>
       <w:pPr>
@@ -42324,8 +42685,8 @@
           <w:lang w:eastAsia="en-US"/>
         </w:rPr>
       </w:pPr>
-      <w:bookmarkStart w:id="107" w:name="_Toc9105"/>
-      <w:bookmarkStart w:id="108" w:name="_Toc241523887"/>
+      <w:bookmarkStart w:id="108" w:name="_Toc9105"/>
+      <w:bookmarkStart w:id="109" w:name="_Toc241523887"/>
       <w:r>
         <w:rPr>
           <w:rFonts w:asciiTheme="minorHAnsi" w:hAnsiTheme="minorHAnsi"/>
@@ -42338,8 +42699,8 @@
         </w:rPr>
         <w:t>Handover readiness checklist</w:t>
       </w:r>
-      <w:bookmarkEnd w:id="107"/>
       <w:bookmarkEnd w:id="108"/>
+      <w:bookmarkEnd w:id="109"/>
     </w:p>
     <w:p>
       <w:pPr>
@@ -43207,8 +43568,8 @@
           <w:lang w:eastAsia="en-US"/>
         </w:rPr>
       </w:pPr>
-      <w:bookmarkStart w:id="109" w:name="_Toc9106"/>
-      <w:bookmarkStart w:id="110" w:name="_Toc241523888"/>
+      <w:bookmarkStart w:id="110" w:name="_Toc9106"/>
+      <w:bookmarkStart w:id="111" w:name="_Toc241523888"/>
       <w:r>
         <w:rPr>
           <w:rFonts w:asciiTheme="minorHAnsi" w:hAnsiTheme="minorHAnsi"/>
@@ -43221,8 +43582,8 @@
         </w:rPr>
         <w:t>Early-life support (hypercare)</w:t>
       </w:r>
-      <w:bookmarkEnd w:id="109"/>
       <w:bookmarkEnd w:id="110"/>
+      <w:bookmarkEnd w:id="111"/>
     </w:p>
     <w:p>
       <w:pPr>
@@ -43506,8 +43867,8 @@
           <w:lang w:eastAsia="en-US"/>
         </w:rPr>
       </w:pPr>
-      <w:bookmarkStart w:id="111" w:name="_Toc9107"/>
-      <w:bookmarkStart w:id="112" w:name="_Toc241523889"/>
+      <w:bookmarkStart w:id="112" w:name="_Toc9107"/>
+      <w:bookmarkStart w:id="113" w:name="_Toc241523889"/>
       <w:r>
         <w:rPr>
           <w:rFonts w:asciiTheme="minorHAnsi" w:hAnsiTheme="minorHAnsi"/>
@@ -43520,8 +43881,8 @@
         </w:rPr>
         <w:t>Documentation and knowledge transfer</w:t>
       </w:r>
-      <w:bookmarkEnd w:id="111"/>
       <w:bookmarkEnd w:id="112"/>
+      <w:bookmarkEnd w:id="113"/>
     </w:p>
     <w:p>
       <w:pPr>
@@ -43534,7 +43895,7 @@
           <w:lang w:val="en-GB" w:eastAsia="en-GB"/>
         </w:rPr>
       </w:pPr>
-      <w:bookmarkStart w:id="113" w:name="_Toc9108"/>
+      <w:bookmarkStart w:id="114" w:name="_Toc9108"/>
       <w:r>
         <w:rPr>
           <w:rFonts w:ascii="Noe Text" w:eastAsia="Noe Text" w:hAnsi="Noe Text" w:cs="Noe Text"/>
@@ -43845,7 +44206,7 @@
           <w:lang w:eastAsia="en-US"/>
         </w:rPr>
       </w:pPr>
-      <w:bookmarkStart w:id="114" w:name="_Toc241523890"/>
+      <w:bookmarkStart w:id="115" w:name="_Toc241523890"/>
       <w:r>
         <w:rPr>
           <w:rFonts w:asciiTheme="minorHAnsi" w:hAnsiTheme="minorHAnsi"/>
@@ -43858,8 +44219,8 @@
         </w:rPr>
         <w:t>Service acceptance sign-off</w:t>
       </w:r>
-      <w:bookmarkEnd w:id="113"/>
       <w:bookmarkEnd w:id="114"/>
+      <w:bookmarkEnd w:id="115"/>
     </w:p>
     <w:p>
       <w:pPr>
@@ -44031,7 +44392,7 @@
           <w:lang w:eastAsia="en-US"/>
         </w:rPr>
       </w:pPr>
-      <w:bookmarkStart w:id="115" w:name="_Toc241523891"/>
+      <w:bookmarkStart w:id="116" w:name="_Toc241523891"/>
       <w:r>
         <w:rPr>
           <w:rFonts w:asciiTheme="minorHAnsi" w:hAnsiTheme="minorHAnsi"/>
@@ -44042,7 +44403,7 @@
         <w:lastRenderedPageBreak/>
         <w:t>Risks, Assumptions and Decisions</w:t>
       </w:r>
-      <w:bookmarkEnd w:id="115"/>
+      <w:bookmarkEnd w:id="116"/>
     </w:p>
     <w:p>
       <w:pPr>
@@ -44057,7 +44418,7 @@
           <w:lang w:eastAsia="en-US"/>
         </w:rPr>
       </w:pPr>
-      <w:bookmarkStart w:id="116" w:name="_Toc241523892"/>
+      <w:bookmarkStart w:id="117" w:name="_Toc241523892"/>
       <w:r>
         <w:rPr>
           <w:rFonts w:asciiTheme="minorHAnsi" w:hAnsiTheme="minorHAnsi"/>
@@ -44070,7 +44431,7 @@
         </w:rPr>
         <w:t>High Level Impact Assessment</w:t>
       </w:r>
-      <w:bookmarkEnd w:id="116"/>
+      <w:bookmarkEnd w:id="117"/>
     </w:p>
     <w:p>
       <w:pPr>
@@ -44101,7 +44462,7 @@
           <w:lang w:eastAsia="en-US"/>
         </w:rPr>
       </w:pPr>
-      <w:bookmarkStart w:id="117" w:name="_Toc241523893"/>
+      <w:bookmarkStart w:id="118" w:name="_Toc241523893"/>
       <w:r>
         <w:rPr>
           <w:rFonts w:asciiTheme="minorHAnsi" w:hAnsiTheme="minorHAnsi"/>
@@ -44114,7 +44475,7 @@
         </w:rPr>
         <w:t>Assumptions</w:t>
       </w:r>
-      <w:bookmarkEnd w:id="117"/>
+      <w:bookmarkEnd w:id="118"/>
     </w:p>
     <w:p>
       <w:pPr>
@@ -45492,7 +45853,7 @@
           <w:lang w:eastAsia="en-US"/>
         </w:rPr>
       </w:pPr>
-      <w:bookmarkStart w:id="118" w:name="_Toc241523894"/>
+      <w:bookmarkStart w:id="119" w:name="_Toc241523894"/>
       <w:r>
         <w:rPr>
           <w:rFonts w:asciiTheme="minorHAnsi" w:hAnsiTheme="minorHAnsi"/>
@@ -45505,7 +45866,7 @@
         </w:rPr>
         <w:t>Risks</w:t>
       </w:r>
-      <w:bookmarkEnd w:id="118"/>
+      <w:bookmarkEnd w:id="119"/>
     </w:p>
     <w:p>
       <w:pPr>
@@ -45520,7 +45881,7 @@
           <w:lang w:eastAsia="en-US"/>
         </w:rPr>
       </w:pPr>
-      <w:bookmarkStart w:id="119" w:name="_Toc241523895"/>
+      <w:bookmarkStart w:id="120" w:name="_Toc241523895"/>
       <w:r>
         <w:rPr>
           <w:rFonts w:asciiTheme="minorHAnsi" w:hAnsiTheme="minorHAnsi"/>
@@ -45533,7 +45894,7 @@
         </w:rPr>
         <w:t>Issues</w:t>
       </w:r>
-      <w:bookmarkEnd w:id="119"/>
+      <w:bookmarkEnd w:id="120"/>
     </w:p>
     <w:p>
       <w:pPr>
@@ -45564,7 +45925,7 @@
           <w:lang w:eastAsia="en-US"/>
         </w:rPr>
       </w:pPr>
-      <w:bookmarkStart w:id="120" w:name="_Toc241523896"/>
+      <w:bookmarkStart w:id="121" w:name="_Toc241523896"/>
       <w:r>
         <w:rPr>
           <w:rFonts w:asciiTheme="minorHAnsi" w:hAnsiTheme="minorHAnsi"/>
@@ -45577,7 +45938,7 @@
         </w:rPr>
         <w:t>Dependencies</w:t>
       </w:r>
-      <w:bookmarkEnd w:id="120"/>
+      <w:bookmarkEnd w:id="121"/>
     </w:p>
     <w:tbl>
       <w:tblPr>
@@ -45964,7 +46325,7 @@
           <w:lang w:eastAsia="en-US"/>
         </w:rPr>
       </w:pPr>
-      <w:bookmarkStart w:id="121" w:name="_Toc241523897"/>
+      <w:bookmarkStart w:id="122" w:name="_Toc241523897"/>
       <w:r>
         <w:rPr>
           <w:rFonts w:asciiTheme="minorHAnsi" w:hAnsiTheme="minorHAnsi"/>
@@ -45975,7 +46336,7 @@
         <w:lastRenderedPageBreak/>
         <w:t>Appendices</w:t>
       </w:r>
-      <w:bookmarkEnd w:id="121"/>
+      <w:bookmarkEnd w:id="122"/>
     </w:p>
     <w:p>
       <w:pPr>
@@ -45990,7 +46351,7 @@
           <w:lang w:eastAsia="en-US"/>
         </w:rPr>
       </w:pPr>
-      <w:bookmarkStart w:id="122" w:name="_Toc241523898"/>
+      <w:bookmarkStart w:id="123" w:name="_Toc241523898"/>
       <w:r>
         <w:rPr>
           <w:rFonts w:asciiTheme="minorHAnsi" w:hAnsiTheme="minorHAnsi"/>
@@ -46003,7 +46364,7 @@
         </w:rPr>
         <w:t>Microsoft Reference Architectures</w:t>
       </w:r>
-      <w:bookmarkEnd w:id="122"/>
+      <w:bookmarkEnd w:id="123"/>
     </w:p>
     <w:p>
       <w:pPr>
@@ -46111,7 +46472,7 @@
           <w:lang w:eastAsia="en-US"/>
         </w:rPr>
       </w:pPr>
-      <w:bookmarkStart w:id="123" w:name="_Toc241523899"/>
+      <w:bookmarkStart w:id="124" w:name="_Toc241523899"/>
       <w:r>
         <w:rPr>
           <w:rFonts w:asciiTheme="minorHAnsi" w:hAnsiTheme="minorHAnsi"/>
@@ -46124,7 +46485,7 @@
         </w:rPr>
         <w:t>Alignment with the Azure Well-Architected Framework</w:t>
       </w:r>
-      <w:bookmarkEnd w:id="123"/>
+      <w:bookmarkEnd w:id="124"/>
     </w:p>
     <w:p>
       <w:pPr>
@@ -46926,7 +47287,7 @@
           <w:lang w:eastAsia="en-US"/>
         </w:rPr>
       </w:pPr>
-      <w:bookmarkStart w:id="124" w:name="_Toc241523900"/>
+      <w:bookmarkStart w:id="125" w:name="_Toc241523900"/>
       <w:r>
         <w:rPr>
           <w:rFonts w:asciiTheme="minorHAnsi" w:hAnsiTheme="minorHAnsi"/>
@@ -46939,7 +47300,7 @@
         </w:rPr>
         <w:t>Glossary and Definitions</w:t>
       </w:r>
-      <w:bookmarkEnd w:id="124"/>
+      <w:bookmarkEnd w:id="125"/>
     </w:p>
     <w:p>
       <w:pPr>
@@ -48198,7 +48559,7 @@
           <w:lang w:eastAsia="en-US"/>
         </w:rPr>
       </w:pPr>
-      <w:bookmarkStart w:id="125" w:name="_Toc241523901"/>
+      <w:bookmarkStart w:id="126" w:name="_Toc241523901"/>
       <w:r>
         <w:rPr>
           <w:rFonts w:asciiTheme="minorHAnsi" w:hAnsiTheme="minorHAnsi"/>
@@ -48211,7 +48572,7 @@
         </w:rPr>
         <w:t>Sample Policy Fragments, Naming and OpenAPI Skeleton</w:t>
       </w:r>
-      <w:bookmarkEnd w:id="125"/>
+      <w:bookmarkEnd w:id="126"/>
     </w:p>
     <w:p>
       <w:pPr>
@@ -49041,7 +49402,7 @@
           <w:lang w:eastAsia="en-US"/>
         </w:rPr>
       </w:pPr>
-      <w:bookmarkStart w:id="126" w:name="_Toc241523902"/>
+      <w:bookmarkStart w:id="127" w:name="_Toc241523902"/>
       <w:r>
         <w:rPr>
           <w:rFonts w:asciiTheme="minorHAnsi" w:hAnsiTheme="minorHAnsi"/>
@@ -49103,7 +49464,7 @@
         </w:rPr>
         <w:t>flow</w:t>
       </w:r>
-      <w:bookmarkEnd w:id="126"/>
+      <w:bookmarkEnd w:id="127"/>
     </w:p>
     <w:p>
       <w:pPr>
@@ -49341,7 +49702,7 @@
         <w:spacing w:after="180"/>
         <w:jc w:val="center"/>
       </w:pPr>
-      <w:bookmarkStart w:id="127" w:name="_Figure_34"/>
+      <w:bookmarkStart w:id="128" w:name="_Figure_34"/>
       <w:r>
         <w:rPr>
           <w:i/>
@@ -49352,7 +49713,7 @@
         </w:rPr>
         <w:t xml:space="preserve">Figure 34: APIM platform </w:t>
       </w:r>
-      <w:bookmarkEnd w:id="127"/>
+      <w:bookmarkEnd w:id="128"/>
       <w:r>
         <w:rPr>
           <w:i/>
@@ -49941,7 +50302,7 @@
       </w:r>
     </w:p>
   </w:comment>
-  <w:comment w:id="48" w:author="Nikhil Rokade - Chaucer" w:date="2026-09-22T10:18:00Z" w:initials="NR">
+  <w:comment w:id="50" w:author="Nikhil Rokade - Chaucer" w:date="2026-09-22T10:18:00Z" w:initials="NR">
     <w:p>
       <w:pPr>
         <w:pStyle w:val="CommentText"/>
@@ -49957,7 +50318,7 @@
       </w:r>
     </w:p>
   </w:comment>
-  <w:comment w:id="49" w:author="Puneet Kumar" w:date="2026-09-26T16:45:00Z" w:initials="PK">
+  <w:comment w:id="51" w:author="Puneet Kumar" w:date="2026-09-26T16:45:00Z" w:initials="PK">
     <w:p>
       <w:pPr>
         <w:pStyle w:val="CommentText"/>
@@ -49976,7 +50337,7 @@
       </w:r>
     </w:p>
   </w:comment>
-  <w:comment w:id="69" w:author="Nikhil Rokade - Chaucer" w:date="2026-09-22T10:26:00Z" w:initials="NR">
+  <w:comment w:id="70" w:author="Nikhil Rokade - Chaucer" w:date="2026-09-22T10:26:00Z" w:initials="NR">
     <w:p>
       <w:pPr>
         <w:pStyle w:val="CommentText"/>
@@ -55108,6 +55469,7 @@
   <w:style w:type="character" w:default="1" w:styleId="DefaultParagraphFont">
     <w:name w:val="Default Paragraph Font"/>
     <w:uiPriority w:val="1"/>
+    <w:semiHidden/>
     <w:unhideWhenUsed/>
   </w:style>
   <w:style w:type="table" w:default="1" w:styleId="TableNormal">
@@ -56013,19 +56375,6 @@
 </file>
 
 <file path=customXml/item1.xml><?xml version="1.0" encoding="utf-8"?>
-<?mso-contentType ?>
-<FormTemplates xmlns="http://schemas.microsoft.com/sharepoint/v3/contenttype/forms">
-  <Display>DocumentLibraryForm</Display>
-  <Edit>DocumentLibraryForm</Edit>
-  <New>DocumentLibraryForm</New>
-</FormTemplates>
-</file>
-
-<file path=customXml/item2.xml><?xml version="1.0" encoding="utf-8"?>
-<b:Sources xmlns:b="http://schemas.openxmlformats.org/officeDocument/2006/bibliography" xmlns="http://schemas.openxmlformats.org/officeDocument/2006/bibliography" SelectedStyle="\APASixthEditionOfficeOnline.xsl" StyleName="APA" Version="6"/>
-</file>
-
-<file path=customXml/item3.xml><?xml version="1.0" encoding="utf-8"?>
 <ct:contentTypeSchema xmlns:ct="http://schemas.microsoft.com/office/2006/metadata/contentType" xmlns:ma="http://schemas.microsoft.com/office/2006/metadata/properties/metaAttributes" ct:_="" ma:_="" ma:contentTypeName="Document" ma:contentTypeID="0x010100B6902D86F343BD43911FD1ECE89E1A90" ma:contentTypeVersion="16" ma:contentTypeDescription="Create a new document." ma:contentTypeScope="" ma:versionID="8f538629485a383281b2d1038e3d32e9">
   <xsd:schema xmlns:xsd="http://www.w3.org/2001/XMLSchema" xmlns:xs="http://www.w3.org/2001/XMLSchema" xmlns:p="http://schemas.microsoft.com/office/2006/metadata/properties" xmlns:ns2="fb3f81c8-e39b-4405-bcc1-3e407ba7283f" xmlns:ns3="de42048b-ec37-4ba8-8c7d-cce609e5a17c" targetNamespace="http://schemas.microsoft.com/office/2006/metadata/properties" ma:root="true" ma:fieldsID="7770fb56b414f1dd5a021295642aef5f" ns2:_="" ns3:_="">
     <xsd:import namespace="fb3f81c8-e39b-4405-bcc1-3e407ba7283f"/>
@@ -56268,7 +56617,11 @@
 </ct:contentTypeSchema>
 </file>
 
-<file path=customXml/item4.xml><?xml version="1.0" encoding="utf-8"?>
+<file path=customXml/item2.xml><?xml version="1.0" encoding="utf-8"?>
+<b:Sources xmlns:b="http://schemas.openxmlformats.org/officeDocument/2006/bibliography" xmlns="http://schemas.openxmlformats.org/officeDocument/2006/bibliography" SelectedStyle="\APASixthEditionOfficeOnline.xsl" StyleName="APA" Version="6"/>
+</file>
+
+<file path=customXml/item3.xml><?xml version="1.0" encoding="utf-8"?>
 <p:properties xmlns:p="http://schemas.microsoft.com/office/2006/metadata/properties" xmlns:xsi="http://www.w3.org/2001/XMLSchema-instance" xmlns:pc="http://schemas.microsoft.com/office/infopath/2007/PartnerControls">
   <documentManagement>
     <lcf76f155ced4ddcb4097134ff3c332f xmlns="fb3f81c8-e39b-4405-bcc1-3e407ba7283f">
@@ -56279,23 +56632,16 @@
 </p:properties>
 </file>
 
-<file path=customXml/itemProps1.xml><?xml version="1.0" encoding="utf-8"?>
-<ds:datastoreItem xmlns:ds="http://schemas.openxmlformats.org/officeDocument/2006/customXml" ds:itemID="{623DFA38-A120-4009-855A-30B4D5284727}">
-  <ds:schemaRefs>
-    <ds:schemaRef ds:uri="http://schemas.microsoft.com/sharepoint/v3/contenttype/forms"/>
-  </ds:schemaRefs>
-</ds:datastoreItem>
+<file path=customXml/item4.xml><?xml version="1.0" encoding="utf-8"?>
+<?mso-contentType ?>
+<FormTemplates xmlns="http://schemas.microsoft.com/sharepoint/v3/contenttype/forms">
+  <Display>DocumentLibraryForm</Display>
+  <Edit>DocumentLibraryForm</Edit>
+  <New>DocumentLibraryForm</New>
+</FormTemplates>
 </file>
 
-<file path=customXml/itemProps2.xml><?xml version="1.0" encoding="utf-8"?>
-<ds:datastoreItem xmlns:ds="http://schemas.openxmlformats.org/officeDocument/2006/customXml" ds:itemID="{A416FA09-CE96-4725-9F42-14F3575D05D6}">
-  <ds:schemaRefs>
-    <ds:schemaRef ds:uri="http://schemas.openxmlformats.org/officeDocument/2006/bibliography"/>
-  </ds:schemaRefs>
-</ds:datastoreItem>
-</file>
-
-<file path=customXml/itemProps3.xml><?xml version="1.0" encoding="utf-8"?>
+<file path=customXml/itemProps1.xml><?xml version="1.0" encoding="utf-8"?>
 <ds:datastoreItem xmlns:ds="http://schemas.openxmlformats.org/officeDocument/2006/customXml" ds:itemID="{06828C02-14D6-4D8C-93D3-07A536833A2E}">
   <ds:schemaRefs>
     <ds:schemaRef ds:uri="http://schemas.microsoft.com/office/2006/metadata/contentType"/>
@@ -56314,7 +56660,15 @@
 </ds:datastoreItem>
 </file>
 
-<file path=customXml/itemProps4.xml><?xml version="1.0" encoding="utf-8"?>
+<file path=customXml/itemProps2.xml><?xml version="1.0" encoding="utf-8"?>
+<ds:datastoreItem xmlns:ds="http://schemas.openxmlformats.org/officeDocument/2006/customXml" ds:itemID="{A416FA09-CE96-4725-9F42-14F3575D05D6}">
+  <ds:schemaRefs>
+    <ds:schemaRef ds:uri="http://schemas.openxmlformats.org/officeDocument/2006/bibliography"/>
+  </ds:schemaRefs>
+</ds:datastoreItem>
+</file>
+
+<file path=customXml/itemProps3.xml><?xml version="1.0" encoding="utf-8"?>
 <ds:datastoreItem xmlns:ds="http://schemas.openxmlformats.org/officeDocument/2006/customXml" ds:itemID="{943FA725-6C45-40BA-AEC2-C4C6CD03E786}">
   <ds:schemaRefs>
     <ds:schemaRef ds:uri="http://schemas.microsoft.com/office/2006/metadata/properties"/>
@@ -56323,4 +56677,12 @@
     <ds:schemaRef ds:uri="de42048b-ec37-4ba8-8c7d-cce609e5a17c"/>
   </ds:schemaRefs>
 </ds:datastoreItem>
+</file>
+
+<file path=customXml/itemProps4.xml><?xml version="1.0" encoding="utf-8"?>
+<ds:datastoreItem xmlns:ds="http://schemas.openxmlformats.org/officeDocument/2006/customXml" ds:itemID="{623DFA38-A120-4009-855A-30B4D5284727}">
+  <ds:schemaRefs>
+    <ds:schemaRef ds:uri="http://schemas.microsoft.com/sharepoint/v3/contenttype/forms"/>
+  </ds:schemaRefs>
+</ds:datastoreItem>
 </file>